--- a/data/outputs/v2/Maths/SS4.1_Statistics_I/Mathematics_Statistics_I_SummaryTable.docx
+++ b/data/outputs/v2/Maths/SS4.1_Statistics_I/Mathematics_Statistics_I_SummaryTable.docx
@@ -38,6 +38,177 @@
           <w:szCs w:val="22"/>
         </w:rPr>
         <w:t xml:space="preserve">Sub-Strand 4.1: Statistics I — Teacher Reference (Pre-filled)</w:t>
+      </w:r>
+    </w:p>
+    <w:p>
+      <w:pPr>
+        <w:spacing w:after="80" w:before="120"/>
+      </w:pPr>
+      <w:r>
+        <w:rPr>
+          <w:rFonts w:ascii="Arial" w:cs="Arial" w:eastAsia="Arial" w:hAnsi="Arial"/>
+          <w:b/>
+          <w:bCs/>
+          <w:color w:val="1F3864"/>
+          <w:sz w:val="20"/>
+          <w:szCs w:val="20"/>
+        </w:rPr>
+        <w:t xml:space="preserve">ATTRIBUTION AND LICENSING</w:t>
+      </w:r>
+    </w:p>
+    <w:p>
+      <w:pPr>
+        <w:spacing w:after="60" w:before="0"/>
+      </w:pPr>
+      <w:r>
+        <w:rPr>
+          <w:rFonts w:ascii="Arial" w:cs="Arial" w:eastAsia="Arial" w:hAnsi="Arial"/>
+          <w:b/>
+          <w:bCs/>
+          <w:sz w:val="17"/>
+          <w:szCs w:val="17"/>
+        </w:rPr>
+        <w:t xml:space="preserve">Curriculum Alignment: </w:t>
+      </w:r>
+      <w:r>
+        <w:rPr>
+          <w:rFonts w:ascii="Arial" w:cs="Arial" w:eastAsia="Arial" w:hAnsi="Arial"/>
+          <w:sz w:val="17"/>
+          <w:szCs w:val="17"/>
+        </w:rPr>
+        <w:t xml:space="preserve">Structured in pedagogical alignment with the competence-based curriculum format and learning outcomes established by the Kenya Institute of Curriculum Development (KICD). This material is independently developed and is not officially endorsed or published by KICD.</w:t>
+      </w:r>
+    </w:p>
+    <w:p>
+      <w:pPr>
+        <w:spacing w:after="60" w:before="0"/>
+      </w:pPr>
+      <w:r>
+        <w:rPr>
+          <w:rFonts w:ascii="Arial" w:cs="Arial" w:eastAsia="Arial" w:hAnsi="Arial"/>
+          <w:b/>
+          <w:bCs/>
+          <w:sz w:val="17"/>
+          <w:szCs w:val="17"/>
+        </w:rPr>
+        <w:t xml:space="preserve">Content &amp; Pedagogy: </w:t>
+      </w:r>
+      <w:r>
+        <w:rPr>
+          <w:rFonts w:ascii="Arial" w:cs="Arial" w:eastAsia="Arial" w:hAnsi="Arial"/>
+          <w:sz w:val="17"/>
+          <w:szCs w:val="17"/>
+        </w:rPr>
+        <w:t xml:space="preserve">Developed and adapted by the educator team at SeaVuria (registered 501(c)(3) in the United States and registered NGO in Kenya, No. 872-850A-BF11), who designed the pedagogical framework, lesson templates and exemplar lessons on which this material is based.</w:t>
+      </w:r>
+    </w:p>
+    <w:p>
+      <w:pPr>
+        <w:spacing w:after="60" w:before="0"/>
+      </w:pPr>
+      <w:r>
+        <w:rPr>
+          <w:rFonts w:ascii="Arial" w:cs="Arial" w:eastAsia="Arial" w:hAnsi="Arial"/>
+          <w:b/>
+          <w:bCs/>
+          <w:sz w:val="17"/>
+          <w:szCs w:val="17"/>
+        </w:rPr>
+        <w:t xml:space="preserve">Production &amp; Layout: </w:t>
+      </w:r>
+      <w:r>
+        <w:rPr>
+          <w:rFonts w:ascii="Arial" w:cs="Arial" w:eastAsia="Arial" w:hAnsi="Arial"/>
+          <w:sz w:val="17"/>
+          <w:szCs w:val="17"/>
+        </w:rPr>
+        <w:t xml:space="preserve">Educational design and curriculum sequencing by SeaVuria. Technical layout, structural formatting, and digital optimization/implementation executed in partnership with ARES Education (registered 501(c)(3) in the United States and Canada (as Afretech Aid) and registered NGO in Kenya), with lesson drafting and compilation assisted by AI (Claude, Anthropic).</w:t>
+      </w:r>
+    </w:p>
+    <w:p>
+      <w:pPr>
+        <w:pBdr>
+          <w:bottom w:val="single" w:color="1F3864" w:sz="6" w:space="6"/>
+        </w:pBdr>
+        <w:spacing w:after="60" w:before="0"/>
+      </w:pPr>
+      <w:r>
+        <w:rPr>
+          <w:rFonts w:ascii="Arial" w:cs="Arial" w:eastAsia="Arial" w:hAnsi="Arial"/>
+          <w:b/>
+          <w:bCs/>
+          <w:sz w:val="17"/>
+          <w:szCs w:val="17"/>
+        </w:rPr>
+        <w:t xml:space="preserve">Licensing &amp; Copyright: </w:t>
+      </w:r>
+      <w:r>
+        <w:rPr>
+          <w:rFonts w:ascii="Arial" w:cs="Arial" w:eastAsia="Arial" w:hAnsi="Arial"/>
+          <w:sz w:val="17"/>
+          <w:szCs w:val="17"/>
+        </w:rPr>
+        <w:t xml:space="preserve">© 2026 SeaVuria and ARES. This work is licensed under a </w:t>
+      </w:r>
+      <w:hyperlink w:history="1" r:id="rIdfzlww_zhww2hlrfsjhahi">
+        <w:r>
+          <w:rPr>
+            <w:rFonts w:ascii="Arial" w:cs="Arial" w:eastAsia="Arial" w:hAnsi="Arial"/>
+            <w:color w:val="1F6B75"/>
+            <w:sz w:val="17"/>
+            <w:szCs w:val="17"/>
+            <w:u w:val="single" w:color="1F6B75"/>
+          </w:rPr>
+          <w:t xml:space="preserve">Creative Commons Attribution-NonCommercial 4.0 International License</w:t>
+        </w:r>
+      </w:hyperlink>
+      <w:r>
+        <w:rPr>
+          <w:rFonts w:ascii="Arial" w:cs="Arial" w:eastAsia="Arial" w:hAnsi="Arial"/>
+          <w:sz w:val="17"/>
+          <w:szCs w:val="17"/>
+        </w:rPr>
+        <w:t xml:space="preserve"> (</w:t>
+      </w:r>
+      <w:hyperlink w:history="1" r:id="rIdelpmunrom2d8o1mfvnvde">
+        <w:r>
+          <w:rPr>
+            <w:rFonts w:ascii="Arial" w:cs="Arial" w:eastAsia="Arial" w:hAnsi="Arial"/>
+            <w:color w:val="1F6B75"/>
+            <w:sz w:val="17"/>
+            <w:szCs w:val="17"/>
+            <w:u w:val="single" w:color="1F6B75"/>
+          </w:rPr>
+          <w:t xml:space="preserve">CC BY-NC 4.0</w:t>
+        </w:r>
+      </w:hyperlink>
+      <w:r>
+        <w:rPr>
+          <w:rFonts w:ascii="Arial" w:cs="Arial" w:eastAsia="Arial" w:hAnsi="Arial"/>
+          <w:sz w:val="17"/>
+          <w:szCs w:val="17"/>
+        </w:rPr>
+        <w:t xml:space="preserve">). To view a copy of this license, visit </w:t>
+      </w:r>
+      <w:hyperlink w:history="1" r:id="rIdbocdmbykvgyc1xp85unyf">
+        <w:r>
+          <w:rPr>
+            <w:rFonts w:ascii="Arial" w:cs="Arial" w:eastAsia="Arial" w:hAnsi="Arial"/>
+            <w:color w:val="1F6B75"/>
+            <w:sz w:val="17"/>
+            <w:szCs w:val="17"/>
+            <w:u w:val="single" w:color="1F6B75"/>
+          </w:rPr>
+          <w:t xml:space="preserve">https://creativecommons.org/licenses/by-nc/4.0/</w:t>
+        </w:r>
+      </w:hyperlink>
+      <w:r>
+        <w:rPr>
+          <w:rFonts w:ascii="Arial" w:cs="Arial" w:eastAsia="Arial" w:hAnsi="Arial"/>
+          <w:sz w:val="17"/>
+          <w:szCs w:val="17"/>
+        </w:rPr>
+        <w:t xml:space="preserve">. You are free to copy, redistribute, and adapt this material in any medium or format, provided appropriate credit is given and the material is not used for commercial purposes. KICD learning outcomes and curriculum designations reproduced here for alignment purposes remain the property of KICD and are not covered by this license. Linked external resources (e.g. CK-12, Khan Academy, PhET) are subject to their own licenses.</w:t>
       </w:r>
     </w:p>
     <w:p>

--- a/data/outputs/v2/Maths/SS4.1_Statistics_I/Mathematics_Statistics_I_SummaryTable.docx
+++ b/data/outputs/v2/Maths/SS4.1_Statistics_I/Mathematics_Statistics_I_SummaryTable.docx
@@ -38,177 +38,6 @@
           <w:szCs w:val="22"/>
         </w:rPr>
         <w:t xml:space="preserve">Sub-Strand 4.1: Statistics I — Teacher Reference (Pre-filled)</w:t>
-      </w:r>
-    </w:p>
-    <w:p>
-      <w:pPr>
-        <w:spacing w:after="80" w:before="120"/>
-      </w:pPr>
-      <w:r>
-        <w:rPr>
-          <w:rFonts w:ascii="Arial" w:cs="Arial" w:eastAsia="Arial" w:hAnsi="Arial"/>
-          <w:b/>
-          <w:bCs/>
-          <w:color w:val="1F3864"/>
-          <w:sz w:val="20"/>
-          <w:szCs w:val="20"/>
-        </w:rPr>
-        <w:t xml:space="preserve">ATTRIBUTION AND LICENSING</w:t>
-      </w:r>
-    </w:p>
-    <w:p>
-      <w:pPr>
-        <w:spacing w:after="60" w:before="0"/>
-      </w:pPr>
-      <w:r>
-        <w:rPr>
-          <w:rFonts w:ascii="Arial" w:cs="Arial" w:eastAsia="Arial" w:hAnsi="Arial"/>
-          <w:b/>
-          <w:bCs/>
-          <w:sz w:val="17"/>
-          <w:szCs w:val="17"/>
-        </w:rPr>
-        <w:t xml:space="preserve">Curriculum Alignment: </w:t>
-      </w:r>
-      <w:r>
-        <w:rPr>
-          <w:rFonts w:ascii="Arial" w:cs="Arial" w:eastAsia="Arial" w:hAnsi="Arial"/>
-          <w:sz w:val="17"/>
-          <w:szCs w:val="17"/>
-        </w:rPr>
-        <w:t xml:space="preserve">Structured in pedagogical alignment with the competence-based curriculum format and learning outcomes established by the Kenya Institute of Curriculum Development (KICD). This material is independently developed and is not officially endorsed or published by KICD.</w:t>
-      </w:r>
-    </w:p>
-    <w:p>
-      <w:pPr>
-        <w:spacing w:after="60" w:before="0"/>
-      </w:pPr>
-      <w:r>
-        <w:rPr>
-          <w:rFonts w:ascii="Arial" w:cs="Arial" w:eastAsia="Arial" w:hAnsi="Arial"/>
-          <w:b/>
-          <w:bCs/>
-          <w:sz w:val="17"/>
-          <w:szCs w:val="17"/>
-        </w:rPr>
-        <w:t xml:space="preserve">Content &amp; Pedagogy: </w:t>
-      </w:r>
-      <w:r>
-        <w:rPr>
-          <w:rFonts w:ascii="Arial" w:cs="Arial" w:eastAsia="Arial" w:hAnsi="Arial"/>
-          <w:sz w:val="17"/>
-          <w:szCs w:val="17"/>
-        </w:rPr>
-        <w:t xml:space="preserve">Developed and adapted by the educator team at SeaVuria (registered 501(c)(3) in the United States and registered NGO in Kenya, No. 872-850A-BF11), who designed the pedagogical framework, lesson templates and exemplar lessons on which this material is based.</w:t>
-      </w:r>
-    </w:p>
-    <w:p>
-      <w:pPr>
-        <w:spacing w:after="60" w:before="0"/>
-      </w:pPr>
-      <w:r>
-        <w:rPr>
-          <w:rFonts w:ascii="Arial" w:cs="Arial" w:eastAsia="Arial" w:hAnsi="Arial"/>
-          <w:b/>
-          <w:bCs/>
-          <w:sz w:val="17"/>
-          <w:szCs w:val="17"/>
-        </w:rPr>
-        <w:t xml:space="preserve">Production &amp; Layout: </w:t>
-      </w:r>
-      <w:r>
-        <w:rPr>
-          <w:rFonts w:ascii="Arial" w:cs="Arial" w:eastAsia="Arial" w:hAnsi="Arial"/>
-          <w:sz w:val="17"/>
-          <w:szCs w:val="17"/>
-        </w:rPr>
-        <w:t xml:space="preserve">Educational design and curriculum sequencing by SeaVuria. Technical layout, structural formatting, and digital optimization/implementation executed in partnership with ARES Education (registered 501(c)(3) in the United States and Canada (as Afretech Aid) and registered NGO in Kenya), with lesson drafting and compilation assisted by AI (Claude, Anthropic).</w:t>
-      </w:r>
-    </w:p>
-    <w:p>
-      <w:pPr>
-        <w:pBdr>
-          <w:bottom w:val="single" w:color="1F3864" w:sz="6" w:space="6"/>
-        </w:pBdr>
-        <w:spacing w:after="60" w:before="0"/>
-      </w:pPr>
-      <w:r>
-        <w:rPr>
-          <w:rFonts w:ascii="Arial" w:cs="Arial" w:eastAsia="Arial" w:hAnsi="Arial"/>
-          <w:b/>
-          <w:bCs/>
-          <w:sz w:val="17"/>
-          <w:szCs w:val="17"/>
-        </w:rPr>
-        <w:t xml:space="preserve">Licensing &amp; Copyright: </w:t>
-      </w:r>
-      <w:r>
-        <w:rPr>
-          <w:rFonts w:ascii="Arial" w:cs="Arial" w:eastAsia="Arial" w:hAnsi="Arial"/>
-          <w:sz w:val="17"/>
-          <w:szCs w:val="17"/>
-        </w:rPr>
-        <w:t xml:space="preserve">© 2026 SeaVuria and ARES. This work is licensed under a </w:t>
-      </w:r>
-      <w:hyperlink w:history="1" r:id="rIdfzlww_zhww2hlrfsjhahi">
-        <w:r>
-          <w:rPr>
-            <w:rFonts w:ascii="Arial" w:cs="Arial" w:eastAsia="Arial" w:hAnsi="Arial"/>
-            <w:color w:val="1F6B75"/>
-            <w:sz w:val="17"/>
-            <w:szCs w:val="17"/>
-            <w:u w:val="single" w:color="1F6B75"/>
-          </w:rPr>
-          <w:t xml:space="preserve">Creative Commons Attribution-NonCommercial 4.0 International License</w:t>
-        </w:r>
-      </w:hyperlink>
-      <w:r>
-        <w:rPr>
-          <w:rFonts w:ascii="Arial" w:cs="Arial" w:eastAsia="Arial" w:hAnsi="Arial"/>
-          <w:sz w:val="17"/>
-          <w:szCs w:val="17"/>
-        </w:rPr>
-        <w:t xml:space="preserve"> (</w:t>
-      </w:r>
-      <w:hyperlink w:history="1" r:id="rIdelpmunrom2d8o1mfvnvde">
-        <w:r>
-          <w:rPr>
-            <w:rFonts w:ascii="Arial" w:cs="Arial" w:eastAsia="Arial" w:hAnsi="Arial"/>
-            <w:color w:val="1F6B75"/>
-            <w:sz w:val="17"/>
-            <w:szCs w:val="17"/>
-            <w:u w:val="single" w:color="1F6B75"/>
-          </w:rPr>
-          <w:t xml:space="preserve">CC BY-NC 4.0</w:t>
-        </w:r>
-      </w:hyperlink>
-      <w:r>
-        <w:rPr>
-          <w:rFonts w:ascii="Arial" w:cs="Arial" w:eastAsia="Arial" w:hAnsi="Arial"/>
-          <w:sz w:val="17"/>
-          <w:szCs w:val="17"/>
-        </w:rPr>
-        <w:t xml:space="preserve">). To view a copy of this license, visit </w:t>
-      </w:r>
-      <w:hyperlink w:history="1" r:id="rIdbocdmbykvgyc1xp85unyf">
-        <w:r>
-          <w:rPr>
-            <w:rFonts w:ascii="Arial" w:cs="Arial" w:eastAsia="Arial" w:hAnsi="Arial"/>
-            <w:color w:val="1F6B75"/>
-            <w:sz w:val="17"/>
-            <w:szCs w:val="17"/>
-            <w:u w:val="single" w:color="1F6B75"/>
-          </w:rPr>
-          <w:t xml:space="preserve">https://creativecommons.org/licenses/by-nc/4.0/</w:t>
-        </w:r>
-      </w:hyperlink>
-      <w:r>
-        <w:rPr>
-          <w:rFonts w:ascii="Arial" w:cs="Arial" w:eastAsia="Arial" w:hAnsi="Arial"/>
-          <w:sz w:val="17"/>
-          <w:szCs w:val="17"/>
-        </w:rPr>
-        <w:t xml:space="preserve">. You are free to copy, redistribute, and adapt this material in any medium or format, provided appropriate credit is given and the material is not used for commercial purposes. KICD learning outcomes and curriculum designations reproduced here for alignment purposes remain the property of KICD and are not covered by this license. Linked external resources (e.g. CK-12, Khan Academy, PhET) are subject to their own licenses.</w:t>
       </w:r>
     </w:p>
     <w:p>
@@ -1997,6 +1826,185 @@
         </w:tc>
       </w:tr>
     </w:tbl>
+    <w:p>
+      <w:pPr>
+        <w:spacing w:after="120"/>
+      </w:pPr>
+      <w:r>
+        <w:t xml:space="preserve"/>
+      </w:r>
+    </w:p>
+    <w:p>
+      <w:pPr>
+        <w:spacing w:after="80" w:before="120"/>
+      </w:pPr>
+      <w:r>
+        <w:rPr>
+          <w:rFonts w:ascii="Arial" w:cs="Arial" w:eastAsia="Arial" w:hAnsi="Arial"/>
+          <w:b/>
+          <w:bCs/>
+          <w:color w:val="1F3864"/>
+          <w:sz w:val="20"/>
+          <w:szCs w:val="20"/>
+        </w:rPr>
+        <w:t xml:space="preserve">ATTRIBUTION AND LICENSING</w:t>
+      </w:r>
+    </w:p>
+    <w:p>
+      <w:pPr>
+        <w:spacing w:after="60" w:before="0"/>
+      </w:pPr>
+      <w:r>
+        <w:rPr>
+          <w:rFonts w:ascii="Arial" w:cs="Arial" w:eastAsia="Arial" w:hAnsi="Arial"/>
+          <w:b/>
+          <w:bCs/>
+          <w:sz w:val="17"/>
+          <w:szCs w:val="17"/>
+        </w:rPr>
+        <w:t xml:space="preserve">Curriculum Alignment: </w:t>
+      </w:r>
+      <w:r>
+        <w:rPr>
+          <w:rFonts w:ascii="Arial" w:cs="Arial" w:eastAsia="Arial" w:hAnsi="Arial"/>
+          <w:sz w:val="17"/>
+          <w:szCs w:val="17"/>
+        </w:rPr>
+        <w:t xml:space="preserve">Structured in pedagogical alignment with the competence-based curriculum format and learning outcomes established by the Kenya Institute of Curriculum Development (KICD). This material is independently developed and is not officially endorsed or published by KICD.</w:t>
+      </w:r>
+    </w:p>
+    <w:p>
+      <w:pPr>
+        <w:spacing w:after="60" w:before="0"/>
+      </w:pPr>
+      <w:r>
+        <w:rPr>
+          <w:rFonts w:ascii="Arial" w:cs="Arial" w:eastAsia="Arial" w:hAnsi="Arial"/>
+          <w:b/>
+          <w:bCs/>
+          <w:sz w:val="17"/>
+          <w:szCs w:val="17"/>
+        </w:rPr>
+        <w:t xml:space="preserve">Content &amp; Pedagogy: </w:t>
+      </w:r>
+      <w:r>
+        <w:rPr>
+          <w:rFonts w:ascii="Arial" w:cs="Arial" w:eastAsia="Arial" w:hAnsi="Arial"/>
+          <w:sz w:val="17"/>
+          <w:szCs w:val="17"/>
+        </w:rPr>
+        <w:t xml:space="preserve">Developed and adapted by the educator team at SeaVuria (registered 501(c)(3) in the United States and registered NGO in Kenya, No. 872-850A-BF11), who designed the pedagogical framework, lesson templates and exemplar lessons on which this material is based.</w:t>
+      </w:r>
+    </w:p>
+    <w:p>
+      <w:pPr>
+        <w:spacing w:after="60" w:before="0"/>
+      </w:pPr>
+      <w:r>
+        <w:rPr>
+          <w:rFonts w:ascii="Arial" w:cs="Arial" w:eastAsia="Arial" w:hAnsi="Arial"/>
+          <w:b/>
+          <w:bCs/>
+          <w:sz w:val="17"/>
+          <w:szCs w:val="17"/>
+        </w:rPr>
+        <w:t xml:space="preserve">Production &amp; Layout: </w:t>
+      </w:r>
+      <w:r>
+        <w:rPr>
+          <w:rFonts w:ascii="Arial" w:cs="Arial" w:eastAsia="Arial" w:hAnsi="Arial"/>
+          <w:sz w:val="17"/>
+          <w:szCs w:val="17"/>
+        </w:rPr>
+        <w:t xml:space="preserve">Educational design and curriculum sequencing by SeaVuria. Technical layout, structural formatting, and digital optimization/implementation executed in partnership with ARES Education (registered 501(c)(3) in the United States and Canada (as Afretech Aid) and registered NGO in Kenya), with lesson drafting and compilation assisted by AI (Claude, Anthropic).</w:t>
+      </w:r>
+    </w:p>
+    <w:p>
+      <w:pPr>
+        <w:pBdr>
+          <w:bottom w:val="single" w:color="1F3864" w:sz="6" w:space="6"/>
+        </w:pBdr>
+        <w:spacing w:after="60" w:before="0"/>
+      </w:pPr>
+      <w:r>
+        <w:rPr>
+          <w:rFonts w:ascii="Arial" w:cs="Arial" w:eastAsia="Arial" w:hAnsi="Arial"/>
+          <w:b/>
+          <w:bCs/>
+          <w:sz w:val="17"/>
+          <w:szCs w:val="17"/>
+        </w:rPr>
+        <w:t xml:space="preserve">Licensing &amp; Copyright: </w:t>
+      </w:r>
+      <w:r>
+        <w:rPr>
+          <w:rFonts w:ascii="Arial" w:cs="Arial" w:eastAsia="Arial" w:hAnsi="Arial"/>
+          <w:sz w:val="17"/>
+          <w:szCs w:val="17"/>
+        </w:rPr>
+        <w:t xml:space="preserve">© 2026 SeaVuria and ARES. This work is licensed under a </w:t>
+      </w:r>
+      <w:hyperlink w:history="1" r:id="rIdxopf3qdaqit4cbs0aqk4c">
+        <w:r>
+          <w:rPr>
+            <w:rFonts w:ascii="Arial" w:cs="Arial" w:eastAsia="Arial" w:hAnsi="Arial"/>
+            <w:color w:val="1F6B75"/>
+            <w:sz w:val="17"/>
+            <w:szCs w:val="17"/>
+            <w:u w:val="single" w:color="1F6B75"/>
+          </w:rPr>
+          <w:t xml:space="preserve">Creative Commons Attribution-NonCommercial 4.0 International License</w:t>
+        </w:r>
+      </w:hyperlink>
+      <w:r>
+        <w:rPr>
+          <w:rFonts w:ascii="Arial" w:cs="Arial" w:eastAsia="Arial" w:hAnsi="Arial"/>
+          <w:sz w:val="17"/>
+          <w:szCs w:val="17"/>
+        </w:rPr>
+        <w:t xml:space="preserve"> (</w:t>
+      </w:r>
+      <w:hyperlink w:history="1" r:id="rIdzjxy1c2vzivcxvij03osf">
+        <w:r>
+          <w:rPr>
+            <w:rFonts w:ascii="Arial" w:cs="Arial" w:eastAsia="Arial" w:hAnsi="Arial"/>
+            <w:color w:val="1F6B75"/>
+            <w:sz w:val="17"/>
+            <w:szCs w:val="17"/>
+            <w:u w:val="single" w:color="1F6B75"/>
+          </w:rPr>
+          <w:t xml:space="preserve">CC BY-NC 4.0</w:t>
+        </w:r>
+      </w:hyperlink>
+      <w:r>
+        <w:rPr>
+          <w:rFonts w:ascii="Arial" w:cs="Arial" w:eastAsia="Arial" w:hAnsi="Arial"/>
+          <w:sz w:val="17"/>
+          <w:szCs w:val="17"/>
+        </w:rPr>
+        <w:t xml:space="preserve">). To view a copy of this license, visit </w:t>
+      </w:r>
+      <w:hyperlink w:history="1" r:id="rIdop8jqitgnyepql1ghodf2">
+        <w:r>
+          <w:rPr>
+            <w:rFonts w:ascii="Arial" w:cs="Arial" w:eastAsia="Arial" w:hAnsi="Arial"/>
+            <w:color w:val="1F6B75"/>
+            <w:sz w:val="17"/>
+            <w:szCs w:val="17"/>
+            <w:u w:val="single" w:color="1F6B75"/>
+          </w:rPr>
+          <w:t xml:space="preserve">https://creativecommons.org/licenses/by-nc/4.0/</w:t>
+        </w:r>
+      </w:hyperlink>
+      <w:r>
+        <w:rPr>
+          <w:rFonts w:ascii="Arial" w:cs="Arial" w:eastAsia="Arial" w:hAnsi="Arial"/>
+          <w:sz w:val="17"/>
+          <w:szCs w:val="17"/>
+        </w:rPr>
+        <w:t xml:space="preserve">. You are free to copy, redistribute, and adapt this material in any medium or format, provided appropriate credit is given and the material is not used for commercial purposes. KICD learning outcomes and curriculum designations reproduced here for alignment purposes remain the property of KICD and are not covered by this license. Linked external resources (e.g. CK-12, Khan Academy, PhET) are subject to their own licenses.</w:t>
+      </w:r>
+    </w:p>
     <w:sectPr>
       <w:pgSz w:w="15840" w:h="12240" w:orient="landscape"/>
       <w:pgMar w:top="1080" w:right="1080" w:bottom="1080" w:left="1080" w:header="708" w:footer="708" w:gutter="0"/>

--- a/data/outputs/v2/Maths/SS4.1_Statistics_I/Mathematics_Statistics_I_SummaryTable.docx
+++ b/data/outputs/v2/Maths/SS4.1_Statistics_I/Mathematics_Statistics_I_SummaryTable.docx
@@ -564,7 +564,7 @@
                 <w:sz w:val="18"/>
                 <w:szCs w:val="18"/>
               </w:rPr>
-              <w:t xml:space="preserve">Students examined a raw, unorganized dataset drawn from a community context (e.g., number of students per household in a Nairobi estate, or daily maize yields from Rift Valley farmers). The data appeared as a jumbled list, making it difficult to identify patterns or draw conclusions at a glance. Teacher should display the raw data on the board and ask students to describe what they notice — expect responses like 'it is confusing' or 'I cannot tell which number appears most.' This initial cognitive dissonance is intentional and anchors the lesson.</w:t>
+              <w:t xml:space="preserve">Students watched a KALRO officer collect maize harvest data from 20 Nakuru County farmers and saw 20 raw values written on a chalkboard in collection order. They observed that different students got different answers when trying to find the most common value by eye, and that the raw list made it nearly impossible to see patterns or answer the county government's question about a typical harvest.</w:t>
             </w:r>
           </w:p>
         </w:tc>
@@ -596,7 +596,7 @@
                 <w:sz w:val="18"/>
                 <w:szCs w:val="18"/>
               </w:rPr>
-              <w:t xml:space="preserve">A frequency distribution table organizes raw data by listing each unique value in one column, recording tally marks as data points are counted in a second column, and writing the final frequency count in a third column. The structure transforms a chaotic list into a readable summary. Key vocabulary: raw data, tally mark, frequency, frequency distribution table. Pedagogical note: Emphasize that tally marks are grouped in fives (four vertical strokes crossed by one diagonal) — a common error is students forgetting to group, making tallies hard to verify quickly.</w:t>
+              <w:t xml:space="preserve">Students learned that a frequency distribution table organizes raw data by listing each unique value alongside tally marks and a final frequency count, making it possible to see at a glance how often each value occurs. They learned that tally marks are grouped in fives to make counting efficient, and that an organized frequency table reveals patterns — such as which value is most common — that are invisible in a raw unordered list.</w:t>
             </w:r>
           </w:p>
         </w:tc>
@@ -628,7 +628,7 @@
                 <w:sz w:val="18"/>
                 <w:szCs w:val="18"/>
               </w:rPr>
-              <w:t xml:space="preserve">With the frequency distribution table complete, students can now answer questions that were impossible from raw data alone — e.g., 'Which household size is most common in this community?' or 'How many Rift Valley farmers harvested more than 5 bags of maize?' Teacher should draw an explicit connection back to the driving question: decision-makers (county officials, school administrators, NGOs) need organized data before they can act. A jumbled list cannot inform a budget or a policy. The table is the first step in turning community observations into actionable information.</w:t>
+              <w:t xml:space="preserve">Students explained that the KALRO officer's raw data list was difficult to interpret because it showed no organization or pattern, and that constructing a frequency distribution table transformed that chaos into a structured summary. However, they also explained that the frequency table alone still cannot give the county government the single representative number it needs — pointing forward to the need for measures of central tendency in upcoming lessons.</w:t>
             </w:r>
           </w:p>
         </w:tc>
@@ -713,7 +713,7 @@
                 <w:sz w:val="18"/>
                 <w:szCs w:val="18"/>
               </w:rPr>
-              <w:t xml:space="preserve">Students gathered or were given a fresh community dataset — for example, responses to a class survey on favourite Kenyan staple foods (ugali, githeri, chapati, mandazi, rice) or modes of transport used by students to travel to school in Kisumu. Data was collected live where possible, with students calling out responses and a volunteer recording them. Teacher should allow the initial recording to be messy and unstructured to recreate the 'chaos' experienced in Lesson 1, reinforcing why organisation matters.</w:t>
+              <w:t xml:space="preserve">Learners watched a KALRO data clerk build a frequency distribution table from a raw maize harvest list, and then constructed their own tally charts and frequency tables using daily sukuma wiki prices from Kongowea Market, Mombasa (20 market days, prices ranging from KES 10 to KES 25).</w:t>
             </w:r>
           </w:p>
         </w:tc>
@@ -745,7 +745,7 @@
                 <w:sz w:val="18"/>
                 <w:szCs w:val="18"/>
               </w:rPr>
-              <w:t xml:space="preserve">A frequency distribution table organises raw data by listing each category or value alongside its frequency, using tally marks as a systematic counting tool. Unlike Lesson 1 (which may have used numerical values), this lesson extends the concept to categorical data. Students practise constructing the full table from scratch: defining categories, tallying carefully, and summing to verify the total frequency equals the total number of data points — a key self-checking strategy. Pedagogical note: Insist students always verify that the sum of frequencies equals n. This habit prevents errors in all later lessons.</w:t>
+              <w:t xml:space="preserve">A frequency distribution table organises raw data by listing each value alongside how many times it occurs (its frequency), using tally marks as a systematic counting tool. A well-structured table makes patterns — such as the most common value and the spread of data — immediately visible in a way that a raw list does not.</w:t>
             </w:r>
           </w:p>
         </w:tc>
@@ -777,7 +777,7 @@
                 <w:sz w:val="18"/>
                 <w:szCs w:val="18"/>
               </w:rPr>
-              <w:t xml:space="preserve">Students interpret the completed table to make simple comparative statements: 'Ugali was chosen by the most students, so a school canteen in this community should prioritise ugali ingredients.' Teacher should model how a Kenyan decision-maker — a school principal, a ward administrator, a market vendor — would read this table and make a practical choice. This connects the mechanical skill of table construction to the driving question's purpose. Reinforce that tally charts are a data-collection tool, while the frequency table is the communication tool used by decision-makers.</w:t>
+              <w:t xml:space="preserve">Learners connected frequency tables to the Nakuru Maize Harvest Mystery by constructing a frequency table for the 20 raw harvest values, identifying what the table now reveals (e.g., the value 12 bags appeared most often) and what it still does not answer (e.g., which single number best represents all farmers — setting up the need for mean, median, and mode in upcoming lessons).</w:t>
             </w:r>
           </w:p>
         </w:tc>
@@ -862,7 +862,7 @@
                 <w:sz w:val="18"/>
                 <w:szCs w:val="18"/>
               </w:rPr>
-              <w:t xml:space="preserve">Students were presented with a real or realistic dataset of ungrouped numerical values — for example, the number of patients treated daily at a Mombasa health clinic over two weeks, or the daily rainfall (in mm) recorded at a Kericho tea farm for ten days. Before any calculation, students estimated the 'typical' or 'middle' value by inspection. Teacher should cold-call at least four students for their estimates and record all guesses on the board without judgment, returning to them after the mean is calculated to assess estimation accuracy.</w:t>
+              <w:t xml:space="preserve">Students explored the PhET 'Mean and Median' simulation and observed how the mean marker (blue triangle) shifts as data points are added, removed, or dragged to extreme values. They observed the balance-beam visual mode and recorded what happens to the mean when an outlier (e.g., 200 mandazi sales) is introduced into a dataset.</w:t>
             </w:r>
           </w:p>
         </w:tc>
@@ -894,7 +894,7 @@
                 <w:sz w:val="18"/>
                 <w:szCs w:val="18"/>
               </w:rPr>
-              <w:t xml:space="preserve">The mean (arithmetic average) is calculated using the formula x̄ = Σx ÷ n, where Σx is the sum of all values and n is the total number of values. It represents the 'balance point' of a dataset — the value around which all data points are evenly distributed. Students practise summing values carefully and dividing accurately. Key vocabulary: mean, arithmetic average, Σ (sigma/sum), n (number of data points). Pedagogical note: A frequent error is dividing by the number of distinct values rather than the total number of data points — use a concrete Kenyan example (e.g., 'if 5 farmers harvest 3, 5, 7, 4, and 6 bags of maize, n = 5 farmers, not 5 different numbers') to address this proactively.</w:t>
+              <w:t xml:space="preserve">The mean is the arithmetic average calculated by summing all values and dividing by the number of values (x̄ = Σx ÷ n). It represents the 'balance point' of a dataset — the equal-redistribution value. For the 20 Nakuru maize harvest values, the mean is 13.9 bags. However, outliers (extreme values far from the rest of the data) can pull the mean away from what is truly typical, as seen in the Gikomba mandazi sales data where one day of 200 sales distorted the mean.</w:t>
             </w:r>
           </w:p>
         </w:tc>
@@ -926,7 +926,7 @@
                 <w:sz w:val="18"/>
                 <w:szCs w:val="18"/>
               </w:rPr>
-              <w:t xml:space="preserve">Students use the calculated mean to make an interpretive statement tied to the community context — e.g., 'On average, the Kericho farm received 6.4 mm of rainfall per day, which helps farmers plan irrigation.' Teacher should highlight an important limitation: the mean is sensitive to extreme values (outliers). If one day had exceptionally heavy rain (e.g., 80 mm during a storm), the mean would be pulled upward and misrepresent the typical day. This limitation motivates future lessons on median and mode. Connect to the driving question: decision-makers must understand what 'average' truly means before relying on it.</w:t>
+              <w:t xml:space="preserve">Students explained in two-sentence group conclusions whether the mean of 13.9 bags accurately represents the typical Nakuru farmer, connecting the balance-point concept to the anchoring phenomenon. They updated their cumulative Data Story Models with the mean marked on the number line, an equal-redistribution annotation, and a critical 'warning' note about outliers — building the conceptual foundation for comparing mean, median, and mode in Lessons 4 and 5.</w:t>
             </w:r>
           </w:p>
         </w:tc>
@@ -979,7 +979,7 @@
                 <w:sz w:val="18"/>
                 <w:szCs w:val="18"/>
               </w:rPr>
-              <w:t xml:space="preserve">Lesson 4</w:t>
+              <w:t xml:space="preserve">The Most Popular Value: Mode of Ungrouped Data</w:t>
             </w:r>
           </w:p>
         </w:tc>
@@ -1011,7 +1011,7 @@
                 <w:sz w:val="18"/>
                 <w:szCs w:val="18"/>
               </w:rPr>
-              <w:t xml:space="preserve">Students explored the concept of the mode through a structured activity using a community-relevant dataset — for example, the shoe sizes of students in a Grade 10 class in Eldoret, the most common number of siblings reported in a household survey, or the most frequently purchased item at a Nakuru market stall. Students first identified which value appeared most often by inspecting a frequency distribution table constructed in earlier lessons, making the connection between frequency tables and measures of central tendency explicit.</w:t>
+              <w:t xml:space="preserve">In the classroom siblings data and the mandazi market data, one value kept showing up more than all the others. In the Nakuru maize harvest data, the value 12 appeared 5 times out of 20 — more than any other value. In a bimodal data set, two values tied for most frequent. In a data set where every value is different, there is no mode at all.</w:t>
             </w:r>
           </w:p>
         </w:tc>
@@ -1043,7 +1043,7 @@
                 <w:sz w:val="18"/>
                 <w:szCs w:val="18"/>
               </w:rPr>
-              <w:t xml:space="preserve">The mode is the value that appears most frequently in a dataset. A dataset may be unimodal (one mode), bimodal (two modes), or multimodal (more than two modes); it is also possible for a dataset to have no mode if all values occur with equal frequency. Unlike the mean, the mode requires no calculation — it is read directly from a frequency table or tally chart. Key vocabulary: mode, unimodal, bimodal, multimodal. Pedagogical note: Students often assume there is always exactly one mode — use a bimodal Kenyan example (e.g., two equally popular sukuma wiki and ugali responses in a food survey) to challenge this assumption early.</w:t>
+              <w:t xml:space="preserve">The mode is the value that occurs most frequently in a data set. It can be found by building a frequency table and identifying the row with the highest frequency. A data set can be unimodal (one mode), bimodal (two modes), or have no mode. Unlike the mean, the mode is not pulled away from the typical value by outliers. For the Nakuru maize data, the mean is 13.9 bags while the mode is 12 bags.</w:t>
             </w:r>
           </w:p>
         </w:tc>
@@ -1075,7 +1075,7 @@
                 <w:sz w:val="18"/>
                 <w:szCs w:val="18"/>
               </w:rPr>
-              <w:t xml:space="preserve">Students apply the mode to make practical community decisions — e.g., 'The most common shoe size is Size 40, so a Nakuru shoe trader should stock more Size 40 pairs.' Teacher should contrast the mode with the mean: the mode identifies the most popular value, while the mean identifies the mathematical centre. Both serve different decision-making purposes. Connect to the driving question: a market vendor, a county health officer stocking medication doses, or a school uniform supplier all rely on the mode — not the mean — to make inventory decisions. This lesson completes the trio of measures of central tendency alongside Lessons 3 and 5.</w:t>
+              <w:t xml:space="preserve">The mode represents the most common experience in a data set, which is why it can be more useful than the mean when one typical value keeps repeating. For the Nakuru County fertilizer decision, the mode tells us what harvest level most farmers actually achieved — not an average that could be distorted by one farmer with an unusually large or small harvest. However, if the most common value is very low, using the mode might cause decision-makers to under-estimate the resources needed. This tension — and the need for a third measure — will be resolved in Lesson 5.</w:t>
             </w:r>
           </w:p>
         </w:tc>
@@ -1160,7 +1160,7 @@
                 <w:sz w:val="18"/>
                 <w:szCs w:val="18"/>
               </w:rPr>
-              <w:t xml:space="preserve">Students were given an ungrouped dataset — for example, the weekly income (in KES) of ten bodaboda riders in Kisumu, or the number of patients seen by community health volunteers in Turkana over nine days. Students first arranged the values in ascending order and attempted to identify 'the middle value' by intuition before any formal method was introduced. Teacher should ask: 'If you lined up all the values from smallest to largest, which one sits exactly in the middle?' Cold-call at least three students and record their reasoning on the board.</w:t>
+              <w:t xml:space="preserve">Learners physically lined up as data points to locate the middle value of an 11-value Nakuru harvest subset, and compared mean vs median for a Kisumu KCPE dataset with and without an outlier score.</w:t>
             </w:r>
           </w:p>
         </w:tc>
@@ -1192,7 +1192,7 @@
                 <w:sz w:val="18"/>
                 <w:szCs w:val="18"/>
               </w:rPr>
-              <w:t xml:space="preserve">The median is the middle value of an ordered dataset. For an odd number of values (n), the median is the value at position (n + 1) ÷ 2. For an even number of values, the median is the mean of the two middle values at positions n ÷ 2 and (n ÷ 2) + 1. Crucially, data must always be arranged in ascending (or descending) order before the median is identified. Key vocabulary: median, ordered dataset, middle position. Pedagogical note: The most common student error is forgetting to order the data first — always require students to show the ordered list as a separate working step before identifying the median position.</w:t>
+              <w:t xml:space="preserve">The median is the middle value of an ordered dataset, found at position (n+1)/2 for odd n or by averaging the two middle values for even n; unlike the mean, the median is not pulled away by extreme values (outliers).</w:t>
             </w:r>
           </w:p>
         </w:tc>
@@ -1224,7 +1224,7 @@
                 <w:sz w:val="18"/>
                 <w:szCs w:val="18"/>
               </w:rPr>
-              <w:t xml:space="preserve">Students compare the median to the mean using the same dataset. Teacher should introduce an outlier (e.g., one bodaboda rider earns KES 50,000 in a week due to a special event) and ask students to recalculate both the mean and the median. Students observe that the median is resistant to the outlier while the mean shifts significantly. This demonstrates the median's value for datasets with extreme values — for example, when reporting typical household income in a Nairobi informal settlement where a few very high earners would distort the mean. Connect to the driving question: choosing the right measure of centre helps decision-makers avoid being misled by unusual data points.</w:t>
+              <w:t xml:space="preserve">For the Nakuru maize harvest data, the median (12 bags) is lower than the mean (13.9 bags) because a few farmers with very large harvests pull the mean upward — making the median a fairer representation of what a typical Nakuru smallholder farmer actually harvests, and therefore a better number for the county government to use when allocating subsidised fertiliser.</w:t>
             </w:r>
           </w:p>
         </w:tc>
@@ -1277,7 +1277,7 @@
                 <w:sz w:val="18"/>
                 <w:szCs w:val="18"/>
               </w:rPr>
-              <w:t xml:space="preserve">Lesson 6</w:t>
+              <w:t xml:space="preserve">Drawing the Journey — Line Graphs</w:t>
             </w:r>
           </w:p>
         </w:tc>
@@ -1309,7 +1309,7 @@
                 <w:sz w:val="18"/>
                 <w:szCs w:val="18"/>
               </w:rPr>
-              <w:t xml:space="preserve">Students reviewed all three measures of central tendency (mean, median, mode) through a comparative activity using a single integrated Kenyan community dataset — for example, the number of litres of water collected daily by households in an arid Wajir village, or test scores from a mock county mathematics exam. Students calculated all three measures from this one dataset and recorded them side by side on a comparison table. Teacher should pause after each calculation for a brief whole-class check before proceeding to the next measure.</w:t>
+              <w:t xml:space="preserve">We observed that monthly maize retail prices in Nairobi changed every month throughout the year, with prices lowest in the middle of the year and highest toward the end of the year, forming a visible pattern when the data points were connected.</w:t>
             </w:r>
           </w:p>
         </w:tc>
@@ -1341,7 +1341,7 @@
                 <w:sz w:val="18"/>
                 <w:szCs w:val="18"/>
               </w:rPr>
-              <w:t xml:space="preserve">Mean, median, and mode each describe a dataset's centre differently and are each most appropriate in specific contexts: the mean uses all data values and is best for symmetric datasets without outliers; the median is best when outliers are present or data is skewed; the mode is best for categorical data or when the most popular value is needed. Students learn to select the most appropriate measure depending on the data type and the decision being made. Pedagogical note: Use the mnemonic 'Mean needs all, Median needs order, Mode needs most' to help students recall each measure's defining characteristic.</w:t>
+              <w:t xml:space="preserve">We learned that a line graph is constructed by plotting data points on labeled axes and joining consecutive points with straight ruled lines; it shows trends, peaks, and troughs in data that changes over time, providing information that mean, mode, and median alone cannot reveal.</w:t>
             </w:r>
           </w:p>
         </w:tc>
@@ -1373,7 +1373,7 @@
                 <w:sz w:val="18"/>
                 <w:szCs w:val="18"/>
               </w:rPr>
-              <w:t xml:space="preserve">Students apply their comparative understanding to justify which measure a specific Kenyan decision-maker should use. For example: a county water officer reporting 'typical' daily water access in Wajir should use the median if a few households have unusually high access; a Nairobi school reporting the most common grade to parents should use the mode; a budget planner calculating average expenditure per student should use the mean. Teacher should facilitate a structured class discussion where students argue for their chosen measure, requiring them to cite specific properties as justification. Connect explicitly to the driving question: effective community action depends on choosing the right statistical tool, not just performing a calculation.</w:t>
+              <w:t xml:space="preserve">We explained that the KALRO officer in the Nakuru phenomenon could use a line graph of monthly maize prices to advise farmers on the best time to sell their harvest — something no single average could communicate — giving the county government richer evidence for its fertilizer allocation and food security decisions.</w:t>
             </w:r>
           </w:p>
         </w:tc>
@@ -1458,7 +1458,7 @@
                 <w:sz w:val="18"/>
                 <w:szCs w:val="18"/>
               </w:rPr>
-              <w:t xml:space="preserve">Students were shown two representations of the same community dataset side by side: a completed frequency distribution table and a blank grid. The dataset could include the number of cases of malaria reported per month in a Lake Victoria fishing community, or the number of students enrolled in different subjects at a Nairobi secondary school. Students first predicted what a bar graph of this data would look like by sketching a rough version before formal instruction. Teacher should collect 3–4 sketches (projected or drawn on the board) and note what students included and omitted.</w:t>
+              <w:t xml:space="preserve">Students watched a KALRO officer present a frequency distribution table of maize harvest data from five Rift Valley counties (Nakuru, Uasin Gishu, Trans-Nzoia, Nandi, Kericho) to county government officials and observed how raw table data is difficult to interpret quickly. They also watched an instructional video demonstrating how to construct a bar graph from a frequency distribution table using the Nakuru County maize harvest data from the anchoring phenomenon.</w:t>
             </w:r>
           </w:p>
         </w:tc>
@@ -1490,7 +1490,7 @@
                 <w:sz w:val="18"/>
                 <w:szCs w:val="18"/>
               </w:rPr>
-              <w:t xml:space="preserve">A bar graph uses rectangular bars of equal width whose heights (or lengths for horizontal bars) represent the frequency of each category. Key construction requirements: a horizontal axis (x-axis) labelled with categories, a vertical axis (y-axis) labelled with frequency and a consistent scale starting at zero, a descriptive title, equal spacing between bars, and bars that do not touch (distinguishing bar graphs from histograms). Students practise constructing a bar graph on graph paper using a Kenyan community dataset. Key vocabulary: bar graph, axis, scale, frequency, category, title. Pedagogical note: Insist on rulers, proper labelling, and a scale that starts at zero — bars that begin mid-scale are a common source of statistical misrepresentation.</w:t>
+              <w:t xml:space="preserve">Students learned that a bar graph uses rectangular bars whose heights represent the frequency of each category, requires labelled horizontal and vertical axes (categories and frequency respectively), a suitable scale, uniform bar widths, gaps between bars, and a descriptive title. They also learned that bar graphs enable immediate visual comparison between categories — making it possible to identify the most and least common harvest ranges at a glance — and that the tallest bar corresponds to the modal class identified in earlier lessons.</w:t>
             </w:r>
           </w:p>
         </w:tc>
@@ -1522,7 +1522,7 @@
                 <w:sz w:val="18"/>
                 <w:szCs w:val="18"/>
               </w:rPr>
-              <w:t xml:space="preserve">Students interpret the completed bar graph to make comparative statements: 'Malaria cases peaked in April, likely due to long rains — the Kisumu County Health Department should increase bed-net distribution in March.' Teacher should model how a bar graph allows instant visual comparison across categories, which raw tables cannot provide as efficiently. Students identify the tallest and shortest bars and articulate what each means in context. Connect to the driving question: bar graphs are a primary tool used by Kenyan county governments, NGOs, and the Kenya National Bureau of Statistics to communicate data to decision-makers who may not read frequency tables fluently.</w:t>
+              <w:t xml:space="preserve">Students explained how bar graphs constructed from the Rift Valley counties' frequency distribution tables allow the KALRO officer to visually compare harvest yields across counties and identify which county's farmers harvested the least — supporting the county government's decision about where to allocate subsidized fertilizer. They also explained the connection between the mode (most frequent value, Lessons 3–6) and the tallest bar on the graph, demonstrating that different representations of the same data reveal the same underlying story in different ways.</w:t>
             </w:r>
           </w:p>
         </w:tc>
@@ -1607,7 +1607,7 @@
                 <w:sz w:val="18"/>
                 <w:szCs w:val="18"/>
               </w:rPr>
-              <w:t xml:space="preserve">Students were given a completed frequency table showing how students in a Mombasa school travel to school (walking, matatu, boda boda, cycling, private car). Before instruction, students were shown a blank circle and asked: 'How could you use this circle to represent all five travel modes at once?' Teacher should allow 3 minutes of think time before cold-calling four students. Expect varied and creative responses — validate all ideas while steering toward the concept that the whole circle represents the whole group.</w:t>
+              <w:t xml:space="preserve">Students observed the teacher construct a pie chart live using the Kenya National Energy Mix data (Geothermal 43%, Hydro 24%, Wind 14%, Solar 9%, Fossil Fuels &amp; Others 10%), following each step from percentage to angle to sector drawing with compass and protractor. They replicated each step concurrently on their own circles.</w:t>
             </w:r>
           </w:p>
         </w:tc>
@@ -1639,7 +1639,7 @@
                 <w:sz w:val="18"/>
                 <w:szCs w:val="18"/>
               </w:rPr>
-              <w:t xml:space="preserve">A pie chart represents each category as a sector (slice) of a circle. Sector angles are calculated using the formula: sector angle = (frequency ÷ total frequency) × 360°. Students practise calculating sector angles for each category, verifying that all angles sum to 360°, and using a protractor and compass to draw accurate sectors. Each sector must be labelled with the category name and either its percentage or frequency. Key vocabulary: pie chart, sector, sector angle, protractor, percentage. Pedagogical note: Students frequently make rounding errors that cause sector angles to sum to 359° or 361° — teach them to adjust the largest sector by ±1° to correct for rounding, and always verify the sum before drawing.</w:t>
+              <w:t xml:space="preserve">Students learned that a pie chart represents each category as a sector of a circle, that sector angles are calculated using the formula (frequency ÷ total) × 360° (or equivalently, percentage × 3.6°), and that all sector angles must sum to 360°. They also learned that pie charts are best suited for showing proportions across a small number of categories, and that they reveal dominance and relative share in a way that a frequency table or raw data list cannot.</w:t>
             </w:r>
           </w:p>
         </w:tc>
@@ -1671,7 +1671,7 @@
                 <w:sz w:val="18"/>
                 <w:szCs w:val="18"/>
               </w:rPr>
-              <w:t xml:space="preserve">Students interpret the completed pie chart to make proportional comparisons — e.g., 'Over half of Mombasa students walk to school, suggesting that road safety improvements near schools would benefit the majority of learners.' Teacher should contrast pie charts with bar graphs: pie charts are ideal for showing part-to-whole relationships and proportions, while bar graphs are better for comparing absolute frequencies across many categories. Students should be able to articulate when to choose each chart type. Connect to the driving question: Kenyan county reports and KNBS publications routinely use pie charts to communicate budget allocations and population breakdowns to the public.</w:t>
+              <w:t xml:space="preserve">Students explained how the Nakuru maize-harvest data from Lesson 1 can be converted into a pie chart that shows the proportion of farmers in each harvest group, and why this representation is useful for the KALRO officer and county government when making fertilizer allocation decisions. They also articulated at least one limitation of pie charts — that they do not reveal the spread or exact values within each category — and recorded this in their Data Story Models and on the DQB.</w:t>
             </w:r>
           </w:p>
         </w:tc>
@@ -1756,7 +1756,7 @@
                 <w:sz w:val="18"/>
                 <w:szCs w:val="18"/>
               </w:rPr>
-              <w:t xml:space="preserve">Students were presented with a multi-representation data display — a single community dataset shown simultaneously as a frequency table, a bar graph, and a pie chart. The dataset could be the distribution of water sources used by households in a rural Kilifi community (borehole, river, piped water, rainwater harvesting, water kiosk). Students were asked: 'What can you learn from each representation that the others do not show as clearly?' Teacher should give students 5 minutes to annotate each representation independently before a paired discussion.</w:t>
+              <w:t xml:space="preserve">Students re-watched the original anchoring phenomenon clip of the KALRO officer's chaotic chalkboard of 20 Nakuru farmers' maize harvest values, read a fictional KNBS-style 'Nakuru County Statistical Dossier' containing a pie chart of fertilizer subsidy distribution across Kenyan counties, a comparative bar graph of maize yields by Nakuru sub-county across two seasons, and a fully worked frequency distribution table of the original 20-farmer dataset — and watched a short video on the Kenya National Bureau of Statistics using data to drive national decisions.</w:t>
             </w:r>
           </w:p>
         </w:tc>
@@ -1788,7 +1788,7 @@
                 <w:sz w:val="18"/>
                 <w:szCs w:val="18"/>
               </w:rPr>
-              <w:t xml:space="preserve">Different graphical representations of the same data highlight different aspects: frequency tables show exact values and are best for precise comparisons; bar graphs show relative sizes across categories visually and quickly; pie charts show proportional shares of a whole. A skilled data reader extracts and cross-references information from all three simultaneously. Students practise reading given representations to answer multi-part questions that require using more than one format. Pedagogical note: This is an integrative lesson — resist the urge to teach new content. The goal is fluency in reading and comparing representations, and in articulating why a specific representation was chosen for a specific communicative purpose.</w:t>
+              <w:t xml:space="preserve">Students learned how to read and extract meaning from multiple graphical representations simultaneously (pie charts, bar graphs, and frequency tables); how to evaluate which measure of central tendency — mean, median, or mode — is most appropriate for a given dataset and policy purpose; how to synthesize statistical evidence from multiple sources into a structured written advisory report using a Claim–Evidence–Reasoning framework; and how the entire statistical process — from raw data collection through organization, representation, and interpretation — is the foundation of real decisions made by Kenyan government bodies such as KNBS and county agricultural offices.</w:t>
             </w:r>
           </w:p>
         </w:tc>
@@ -1820,7 +1820,7 @@
                 <w:sz w:val="18"/>
                 <w:szCs w:val="18"/>
               </w:rPr>
-              <w:t xml:space="preserve">Students synthesize all learning from the sub-strand to address the driving question directly: they select an appropriate representation (or combination of representations) to communicate a community finding to a specified Kenyan decision-maker — for example, presenting water-source data to a Kilifi County water officer. Students justify their choice of representation in writing or through discussion. Teacher should facilitate a whole-class debrief where groups share their choices and reasoning, highlighting that there is rarely one 'correct' representation — what matters is that the choice serves the audience and the decision. This lesson closes the sub-strand by returning fully to the driving question.</w:t>
+              <w:t xml:space="preserve">Students explained, through their advisory reports and final annotated models, that the chaos of the original 20-farmer harvest list (the anchoring phenomenon) can only be transformed into actionable policy advice by applying the full statistical toolkit: organizing raw data into frequency tables, calculating and comparing mean, median, and mode to identify the most representative value, and selecting appropriate graphical representations to communicate findings clearly to decision-makers. They answered the driving question — 'How can we collect, organize, and represent data about our community to help Kenyan decision-makers take effective action?' — by arguing that statistics is the systematic bridge between raw community experience and informed government action, as demonstrated through their fertilizer allocation recommendations to the fictional Nakuru County Director of Agriculture.</w:t>
             </w:r>
           </w:p>
         </w:tc>
@@ -1944,7 +1944,7 @@
         </w:rPr>
         <w:t xml:space="preserve">© 2026 SeaVuria and ARES. This work is licensed under a </w:t>
       </w:r>
-      <w:hyperlink w:history="1" r:id="rIdxopf3qdaqit4cbs0aqk4c">
+      <w:hyperlink w:history="1" r:id="rIdju9z27ebp36yibjmrtsta">
         <w:r>
           <w:rPr>
             <w:rFonts w:ascii="Arial" w:cs="Arial" w:eastAsia="Arial" w:hAnsi="Arial"/>
@@ -1964,7 +1964,7 @@
         </w:rPr>
         <w:t xml:space="preserve"> (</w:t>
       </w:r>
-      <w:hyperlink w:history="1" r:id="rIdzjxy1c2vzivcxvij03osf">
+      <w:hyperlink w:history="1" r:id="rIdcwp8a3qbzeibkiw8ide4u">
         <w:r>
           <w:rPr>
             <w:rFonts w:ascii="Arial" w:cs="Arial" w:eastAsia="Arial" w:hAnsi="Arial"/>
@@ -1984,7 +1984,7 @@
         </w:rPr>
         <w:t xml:space="preserve">). To view a copy of this license, visit </w:t>
       </w:r>
-      <w:hyperlink w:history="1" r:id="rIdop8jqitgnyepql1ghodf2">
+      <w:hyperlink w:history="1" r:id="rId4nkboxuh9ypgsftzmt_xv">
         <w:r>
           <w:rPr>
             <w:rFonts w:ascii="Arial" w:cs="Arial" w:eastAsia="Arial" w:hAnsi="Arial"/>

--- a/data/outputs/v2/Maths/SS4.1_Statistics_I/Mathematics_Statistics_I_SummaryTable.docx
+++ b/data/outputs/v2/Maths/SS4.1_Statistics_I/Mathematics_Statistics_I_SummaryTable.docx
@@ -1944,7 +1944,7 @@
         </w:rPr>
         <w:t xml:space="preserve">© 2026 SeaVuria and ARES. This work is licensed under a </w:t>
       </w:r>
-      <w:hyperlink w:history="1" r:id="rIdju9z27ebp36yibjmrtsta">
+      <w:hyperlink w:history="1" r:id="rIdghbdhh6vb7u-uinvgimld">
         <w:r>
           <w:rPr>
             <w:rFonts w:ascii="Arial" w:cs="Arial" w:eastAsia="Arial" w:hAnsi="Arial"/>
@@ -1964,7 +1964,7 @@
         </w:rPr>
         <w:t xml:space="preserve"> (</w:t>
       </w:r>
-      <w:hyperlink w:history="1" r:id="rIdcwp8a3qbzeibkiw8ide4u">
+      <w:hyperlink w:history="1" r:id="rIdywgbbvvox6csnjmjleg6c">
         <w:r>
           <w:rPr>
             <w:rFonts w:ascii="Arial" w:cs="Arial" w:eastAsia="Arial" w:hAnsi="Arial"/>
@@ -1984,7 +1984,7 @@
         </w:rPr>
         <w:t xml:space="preserve">). To view a copy of this license, visit </w:t>
       </w:r>
-      <w:hyperlink w:history="1" r:id="rId4nkboxuh9ypgsftzmt_xv">
+      <w:hyperlink w:history="1" r:id="rIdzwcnbm33-_rnmigtjlqbv">
         <w:r>
           <w:rPr>
             <w:rFonts w:ascii="Arial" w:cs="Arial" w:eastAsia="Arial" w:hAnsi="Arial"/>

--- a/data/outputs/v2/Maths/SS4.1_Statistics_I/Mathematics_Statistics_I_SummaryTable.docx
+++ b/data/outputs/v2/Maths/SS4.1_Statistics_I/Mathematics_Statistics_I_SummaryTable.docx
@@ -1944,7 +1944,7 @@
         </w:rPr>
         <w:t xml:space="preserve">© 2026 SeaVuria and ARES. This work is licensed under a </w:t>
       </w:r>
-      <w:hyperlink w:history="1" r:id="rIdghbdhh6vb7u-uinvgimld">
+      <w:hyperlink w:history="1" r:id="rIdyfzlcvkkupvlxqdovtpqx">
         <w:r>
           <w:rPr>
             <w:rFonts w:ascii="Arial" w:cs="Arial" w:eastAsia="Arial" w:hAnsi="Arial"/>
@@ -1964,7 +1964,7 @@
         </w:rPr>
         <w:t xml:space="preserve"> (</w:t>
       </w:r>
-      <w:hyperlink w:history="1" r:id="rIdywgbbvvox6csnjmjleg6c">
+      <w:hyperlink w:history="1" r:id="rId-jnucwnusihpusyezo5en">
         <w:r>
           <w:rPr>
             <w:rFonts w:ascii="Arial" w:cs="Arial" w:eastAsia="Arial" w:hAnsi="Arial"/>
@@ -1984,7 +1984,7 @@
         </w:rPr>
         <w:t xml:space="preserve">). To view a copy of this license, visit </w:t>
       </w:r>
-      <w:hyperlink w:history="1" r:id="rIdzwcnbm33-_rnmigtjlqbv">
+      <w:hyperlink w:history="1" r:id="rId6vannnqljxhnqq05kinmd">
         <w:r>
           <w:rPr>
             <w:rFonts w:ascii="Arial" w:cs="Arial" w:eastAsia="Arial" w:hAnsi="Arial"/>

--- a/data/outputs/v2/Maths/SS4.1_Statistics_I/Mathematics_Statistics_I_SummaryTable.docx
+++ b/data/outputs/v2/Maths/SS4.1_Statistics_I/Mathematics_Statistics_I_SummaryTable.docx
@@ -1944,7 +1944,7 @@
         </w:rPr>
         <w:t xml:space="preserve">© 2026 SeaVuria and ARES. This work is licensed under a </w:t>
       </w:r>
-      <w:hyperlink w:history="1" r:id="rIdyfzlcvkkupvlxqdovtpqx">
+      <w:hyperlink w:history="1" r:id="rId3p7beh29sxroyobuc-anc">
         <w:r>
           <w:rPr>
             <w:rFonts w:ascii="Arial" w:cs="Arial" w:eastAsia="Arial" w:hAnsi="Arial"/>
@@ -1964,7 +1964,7 @@
         </w:rPr>
         <w:t xml:space="preserve"> (</w:t>
       </w:r>
-      <w:hyperlink w:history="1" r:id="rId-jnucwnusihpusyezo5en">
+      <w:hyperlink w:history="1" r:id="rIdejzd7rchghcslpnwejrst">
         <w:r>
           <w:rPr>
             <w:rFonts w:ascii="Arial" w:cs="Arial" w:eastAsia="Arial" w:hAnsi="Arial"/>
@@ -1984,7 +1984,7 @@
         </w:rPr>
         <w:t xml:space="preserve">). To view a copy of this license, visit </w:t>
       </w:r>
-      <w:hyperlink w:history="1" r:id="rId6vannnqljxhnqq05kinmd">
+      <w:hyperlink w:history="1" r:id="rId2kwpmezzkcrx0rqwanvjd">
         <w:r>
           <w:rPr>
             <w:rFonts w:ascii="Arial" w:cs="Arial" w:eastAsia="Arial" w:hAnsi="Arial"/>

--- a/data/outputs/v2/Maths/SS4.1_Statistics_I/Mathematics_Statistics_I_SummaryTable.docx
+++ b/data/outputs/v2/Maths/SS4.1_Statistics_I/Mathematics_Statistics_I_SummaryTable.docx
@@ -227,7 +227,7 @@
                 <w:sz w:val="18"/>
                 <w:szCs w:val="18"/>
               </w:rPr>
-              <w:t xml:space="preserve">DRIVING QUESTION: How can we collect, organize, and represent data about our community to help Kenyan decision-makers take effective action?</w:t>
+              <w:t xml:space="preserve">DRIVING QUESTION: How can you use the two sets of data to predict the learners' and the teachers' next steps?</w:t>
             </w:r>
           </w:p>
         </w:tc>
@@ -532,7 +532,7 @@
                 <w:sz w:val="18"/>
                 <w:szCs w:val="18"/>
               </w:rPr>
-              <w:t xml:space="preserve">Making Sense of Chaos: Frequency Distribution Tables</w:t>
+              <w:t xml:space="preserve">The Two Sets of Scores: Phenomenon Launch</w:t>
             </w:r>
           </w:p>
         </w:tc>
@@ -564,7 +564,7 @@
                 <w:sz w:val="18"/>
                 <w:szCs w:val="18"/>
               </w:rPr>
-              <w:t xml:space="preserve">Students watched a KALRO officer collect maize harvest data from 20 Nakuru County farmers and saw 20 raw values written on a chalkboard in collection order. They observed that different students got different answers when trying to find the most common value by eye, and that the raw list made it nearly impossible to see patterns or answer the county government's question about a typical harvest.</w:t>
+              <w:t xml:space="preserve">We observed that the same 20 learners scored between 67 and 95 in Subject 1 (range 28, all 20 pass) and between 11 and 60 in Subject 2 (range 49, only 4 pass and 16 fail at a pass mark of 50). Ordering the scores made the highest, lowest and pass/fail easy to see.</w:t>
             </w:r>
           </w:p>
         </w:tc>
@@ -596,7 +596,7 @@
                 <w:sz w:val="18"/>
                 <w:szCs w:val="18"/>
               </w:rPr>
-              <w:t xml:space="preserve">Students learned that a frequency distribution table organizes raw data by listing each unique value alongside tally marks and a final frequency count, making it possible to see at a glance how often each value occurs. They learned that tally marks are grouped in fives to make counting efficient, and that an organized frequency table reveals patterns — such as which value is most common — that are invisible in a raw unordered list.</w:t>
+              <w:t xml:space="preserve">We learned that arranging raw data in ascending order shows the highest, lowest and pass/fail at a glance, but it does not clearly show patterns, spread or the typical score. Reasons for the difference are only hypotheses until we have more data.</w:t>
             </w:r>
           </w:p>
         </w:tc>
@@ -628,7 +628,7 @@
                 <w:sz w:val="18"/>
                 <w:szCs w:val="18"/>
               </w:rPr>
-              <w:t xml:space="preserve">Students explained that the KALRO officer's raw data list was difficult to interpret because it showed no organization or pattern, and that constructing a frequency distribution table transformed that chaos into a structured summary. However, they also explained that the frequency table alone still cannot give the county government the single representative number it needs — pointing forward to the need for measures of central tendency in upcoming lessons.</w:t>
+              <w:t xml:space="preserve">The difference is between the subjects, so we cannot say all 20 learners are weak. To decide next steps for the learners, Mr. Otieno and Mrs. Wanjiku, we need to organise and summarise the data with tables, typical values and graphs, which is what we will do in the coming lessons.</w:t>
             </w:r>
           </w:p>
         </w:tc>
@@ -681,7 +681,7 @@
                 <w:sz w:val="18"/>
                 <w:szCs w:val="18"/>
               </w:rPr>
-              <w:t xml:space="preserve">Sorting the Story: Simple Distribution Tables &amp; Tally Charts</w:t>
+              <w:t xml:space="preserve">Frequency Distribution Tables for Ungrouped Data: Tallying the Two Sets of Scores</w:t>
             </w:r>
           </w:p>
         </w:tc>
@@ -713,7 +713,7 @@
                 <w:sz w:val="18"/>
                 <w:szCs w:val="18"/>
               </w:rPr>
-              <w:t xml:space="preserve">Learners watched a KALRO data clerk build a frequency distribution table from a raw maize harvest list, and then constructed their own tally charts and frequency tables using daily sukuma wiki prices from Kongowea Market, Mombasa (20 market days, prices ranging from KES 10 to KES 25).</w:t>
+              <w:t xml:space="preserve">We tallied the 20 scores in Subject 1 and the 20 scores in Subject 2 into frequency tables with columns Score, Tally and Frequency. In Subject 1 every score occurred once (20 different scores). In Subject 2, 32 and 60 each occurred twice and the other scores once (18 different scores). Both frequency columns added to 20.</w:t>
             </w:r>
           </w:p>
         </w:tc>
@@ -745,7 +745,7 @@
                 <w:sz w:val="18"/>
                 <w:szCs w:val="18"/>
               </w:rPr>
-              <w:t xml:space="preserve">A frequency distribution table organises raw data by listing each value alongside how many times it occurs (its frequency), using tally marks as a systematic counting tool. A well-structured table makes patterns — such as the most common value and the spread of data — immediately visible in a way that a raw list does not.</w:t>
+              <w:t xml:space="preserve">A frequency distribution table for ungrouped data lists each score, a tally (grouped in fives) and the frequency, and the frequencies must add up to n = 20. Tables help us count accurately and spot repeats, but ungrouped tables with many different scores are long and do not yet clearly show where scores cluster or how widely they spread.</w:t>
             </w:r>
           </w:p>
         </w:tc>
@@ -777,7 +777,7 @@
                 <w:sz w:val="18"/>
                 <w:szCs w:val="18"/>
               </w:rPr>
-              <w:t xml:space="preserve">Learners connected frequency tables to the Nakuru Maize Harvest Mystery by constructing a frequency table for the 20 raw harvest values, identifying what the table now reveals (e.g., the value 12 bags appeared most often) and what it still does not answer (e.g., which single number best represents all farmers — setting up the need for mean, median, and mode in upcoming lessons).</w:t>
+              <w:t xml:space="preserve">The tables are accurate summaries of how often each score occurs, which helps Madam Achieng, Mr. Otieno and Mrs. Wanjiku check the data. However, Subject 1's table is as long as its list, so we need another way of organising the scores to see patterns and spread. The tables cannot tell us why the subjects differ; that would need more data.</w:t>
             </w:r>
           </w:p>
         </w:tc>
@@ -830,7 +830,7 @@
                 <w:sz w:val="18"/>
                 <w:szCs w:val="18"/>
               </w:rPr>
-              <w:t xml:space="preserve">Finding the Balance Point: Mean of Ungrouped Data</w:t>
+              <w:t xml:space="preserve">Grouped Frequency Distribution Tables: Choosing Class Intervals and Classifying the Scores</w:t>
             </w:r>
           </w:p>
         </w:tc>
@@ -862,7 +862,7 @@
                 <w:sz w:val="18"/>
                 <w:szCs w:val="18"/>
               </w:rPr>
-              <w:t xml:space="preserve">Students explored the PhET 'Mean and Median' simulation and observed how the mean marker (blue triangle) shifts as data points are added, removed, or dragged to extreme values. They observed the balance-beam visual mode and recorded what happens to the mean when an outlier (e.g., 200 mandazi sales) is introduced into a dataset.</w:t>
+              <w:t xml:space="preserve">We organised the 20 scores of Subject 1 and Subject 2 into grouped frequency tables using a common class width of 10 (classes 10-19 to 90-99). Subject 1 frequencies: 0, 0, 0, 0, 0, 2, 7, 8, 3 and Subject 2 frequencies: 4, 4, 5, 3, 2, 2, 0, 0, 0, each totalling 20.</w:t>
             </w:r>
           </w:p>
         </w:tc>
@@ -894,7 +894,7 @@
                 <w:sz w:val="18"/>
                 <w:szCs w:val="18"/>
               </w:rPr>
-              <w:t xml:space="preserve">The mean is the arithmetic average calculated by summing all values and dividing by the number of values (x̄ = Σx ÷ n). It represents the 'balance point' of a dataset — the equal-redistribution value. For the 20 Nakuru maize harvest values, the mean is 13.9 bags. However, outliers (extreme values far from the rest of the data) can pull the mean away from what is truly typical, as seen in the Gikomba mandazi sales data where one day of 200 sales distorted the mean.</w:t>
+              <w:t xml:space="preserve">We learned how to use the range (28 and 49) to choose a class width, write class limits, find class boundaries (9.5, 19.5, ..., 99.5) and midpoints (14.5, ..., 94.5), and classify scores with tally marks so that frequencies add to n = 20.</w:t>
             </w:r>
           </w:p>
         </w:tc>
@@ -926,7 +926,7 @@
                 <w:sz w:val="18"/>
                 <w:szCs w:val="18"/>
               </w:rPr>
-              <w:t xml:space="preserve">Students explained in two-sentence group conclusions whether the mean of 13.9 bags accurately represents the typical Nakuru farmer, connecting the balance-point concept to the anchoring phenomenon. They updated their cumulative Data Story Models with the mean marked on the number line, an equal-redistribution annotation, and a critical 'warning' note about outliers — building the conceptual foundation for comparing mean, median, and mode in Lessons 4 and 5.</w:t>
+              <w:t xml:space="preserve">Grouping shows that Subject 1 scores cluster high (70-89 has 15 of 20 learners and no score is below 60), while Subject 2 scores are spread out (16 of 20 are below 50). The raw lists hid this pattern. The tables do not tell us why, so we need more data, such as topic-by-topic marks and a second test, before deciding the causes and next steps.</w:t>
             </w:r>
           </w:p>
         </w:tc>
@@ -979,7 +979,7 @@
                 <w:sz w:val="18"/>
                 <w:szCs w:val="18"/>
               </w:rPr>
-              <w:t xml:space="preserve">The Most Popular Value: Mode of Ungrouped Data</w:t>
+              <w:t xml:space="preserve">Mean, Mode and Median of Ungrouped Data: Comparing the Two Subjects</w:t>
             </w:r>
           </w:p>
         </w:tc>
@@ -1011,7 +1011,7 @@
                 <w:sz w:val="18"/>
                 <w:szCs w:val="18"/>
               </w:rPr>
-              <w:t xml:space="preserve">In the classroom siblings data and the mandazi market data, one value kept showing up more than all the others. In the Nakuru maize harvest data, the value 12 appeared 5 times out of 20 — more than any other value. In a bimodal data set, two values tied for most frequent. In a data set where every value is different, there is no mode at all.</w:t>
+              <w:t xml:space="preserve">Calculating from the ordered lists and frequency tables, we observed that Subject 1 has a sum of 1607, mean 80.35, median 80.5 and no mode, while Subject 2 has a sum of 677, mean 33.85, median 31.5 and two modes (32 and 60).</w:t>
             </w:r>
           </w:p>
         </w:tc>
@@ -1043,7 +1043,7 @@
                 <w:sz w:val="18"/>
                 <w:szCs w:val="18"/>
               </w:rPr>
-              <w:t xml:space="preserve">The mode is the value that occurs most frequently in a data set. It can be found by building a frequency table and identifying the row with the highest frequency. A data set can be unimodal (one mode), bimodal (two modes), or have no mode. Unlike the mean, the mode is not pulled away from the typical value by outliers. For the Nakuru maize data, the mean is 13.9 bags while the mode is 12 bags.</w:t>
+              <w:t xml:space="preserve">We learned how to calculate the mean (sum of x divided by n), the median (average of the 10th and 11th ordered values when n = 20) and the mode (the most frequent score, which may be none or more than one), and that each gives a different way to describe a typical score.</w:t>
             </w:r>
           </w:p>
         </w:tc>
@@ -1075,7 +1075,7 @@
                 <w:sz w:val="18"/>
                 <w:szCs w:val="18"/>
               </w:rPr>
-              <w:t xml:space="preserve">The mode represents the most common experience in a data set, which is why it can be more useful than the mean when one typical value keeps repeating. For the Nakuru County fertilizer decision, the mode tells us what harvest level most farmers actually achieved — not an average that could be distorted by one farmer with an unusually large or small harvest. However, if the most common value is very low, using the mode might cause decision-makers to under-estimate the resources needed. This tension — and the need for a third measure — will be resolved in Lesson 5.</w:t>
+              <w:t xml:space="preserve">The typical score in Subject 1 (about 80) is well above the pass mark of 50, while the typical score in Subject 2 (about 32-34) is below it, so the difference seems to be between subjects and not because the learners are weak overall; the measures may help predict next steps but they do not show spread or the cause, so we need more data.</w:t>
             </w:r>
           </w:p>
         </w:tc>
@@ -1128,7 +1128,7 @@
                 <w:sz w:val="18"/>
                 <w:szCs w:val="18"/>
               </w:rPr>
-              <w:t xml:space="preserve">The Middle of the Story — Median of Ungrouped Data</w:t>
+              <w:t xml:space="preserve">Mean, Mode and Median of Grouped Data: Estimating the Centre of Each Subject</w:t>
             </w:r>
           </w:p>
         </w:tc>
@@ -1160,7 +1160,7 @@
                 <w:sz w:val="18"/>
                 <w:szCs w:val="18"/>
               </w:rPr>
-              <w:t xml:space="preserve">Learners physically lined up as data points to locate the middle value of an 11-value Nakuru harvest subset, and compared mean vs median for a Kisumu KCPE dataset with and without an outlier score.</w:t>
+              <w:t xml:space="preserve">We observed that the grouped tables let us estimate the mean (Subject 1: 1610/20 = 80.5; Subject 2: 700/20 = 35), the modal class and mode (80-89, about 81.2; 30-39, about 32.8) and the median (about 80.75 and 33.5). These are close to the exact values from Lesson 4 but not identical.</w:t>
             </w:r>
           </w:p>
         </w:tc>
@@ -1192,7 +1192,7 @@
                 <w:sz w:val="18"/>
                 <w:szCs w:val="18"/>
               </w:rPr>
-              <w:t xml:space="preserve">The median is the middle value of an ordered dataset, found at position (n+1)/2 for odd n or by averaging the two middle values for even n; unlike the mean, the median is not pulled away by extreme values (outliers).</w:t>
+              <w:t xml:space="preserve">We learned how to use midpoints and fx to estimate the mean, boundaries and d1, d2 to estimate the mode, and cumulative frequency to estimate the median. We learned that grouped measures are estimates because each score is replaced by its class midpoint or position in the class.</w:t>
             </w:r>
           </w:p>
         </w:tc>
@@ -1224,7 +1224,7 @@
                 <w:sz w:val="18"/>
                 <w:szCs w:val="18"/>
               </w:rPr>
-              <w:t xml:space="preserve">For the Nakuru maize harvest data, the median (12 bags) is lower than the mean (13.9 bags) because a few farmers with very large harvests pull the mean upward — making the median a fairer representation of what a typical Nakuru smallholder farmer actually harvests, and therefore a better number for the county government to use when allocating subsidised fertiliser.</w:t>
+              <w:t xml:space="preserve">We can explain that Subject 1 is centred around 80 and Subject 2 around 34, so decisions must be made per subject: the same learners cannot all be 'weak'. We cannot yet say why the scores differ, and we need spread information and more data before deciding the full next steps.</w:t>
             </w:r>
           </w:p>
         </w:tc>
@@ -1277,7 +1277,7 @@
                 <w:sz w:val="18"/>
                 <w:szCs w:val="18"/>
               </w:rPr>
-              <w:t xml:space="preserve">Drawing the Journey — Line Graphs</w:t>
+              <w:t xml:space="preserve">Representation of Data I: Histograms and Frequency Polygons</w:t>
             </w:r>
           </w:p>
         </w:tc>
@@ -1309,7 +1309,7 @@
                 <w:sz w:val="18"/>
                 <w:szCs w:val="18"/>
               </w:rPr>
-              <w:t xml:space="preserve">We observed that monthly maize retail prices in Nairobi changed every month throughout the year, with prices lowest in the middle of the year and highest toward the end of the year, forming a visible pattern when the data points were connected.</w:t>
+              <w:t xml:space="preserve">We drew histograms (bars touching at the boundaries 9.5 to 99.5) and frequency polygons (points at midpoints 14.5 to 94.5, closed to the axis) for Subject 1 and Subject 2 on the same axes. Subject 1: scores clustered between 60 and 99, tallest bar 80-89 (f = 8). Subject 2: scores spread from 10 to 69, tallest bar 30-39 (f = 5).</w:t>
             </w:r>
           </w:p>
         </w:tc>
@@ -1341,7 +1341,7 @@
                 <w:sz w:val="18"/>
                 <w:szCs w:val="18"/>
               </w:rPr>
-              <w:t xml:space="preserve">We learned that a line graph is constructed by plotting data points on labeled axes and joining consecutive points with straight ruled lines; it shows trends, peaks, and troughs in data that changes over time, providing information that mean, mode, and median alone cannot reveal.</w:t>
+              <w:t xml:space="preserve">A histogram shows the frequency of each class with bars at the class boundaries; a frequency polygon joins (midpoint, frequency) points and is closed at the empty classes either side. Using the same classes and scales for both subjects makes the comparison fair, and the graphs make shape and spread easy to see.</w:t>
             </w:r>
           </w:p>
         </w:tc>
@@ -1373,7 +1373,7 @@
                 <w:sz w:val="18"/>
                 <w:szCs w:val="18"/>
               </w:rPr>
-              <w:t xml:space="preserve">We explained that the KALRO officer in the Nakuru phenomenon could use a line graph of monthly maize prices to advise farmers on the best time to sell their harvest — something no single average could communicate — giving the county government richer evidence for its fertilizer allocation and food security decisions.</w:t>
+              <w:t xml:space="preserve">The graphs show that Subject 1 is high and tightly clustered while Subject 2 is low and widely spread, so the difference is between subjects and not about the learners all being weak. The graphs cannot tell us why the scores differ, so we need more data (for example topic-by-topic marks and a second test) before concluding.</w:t>
             </w:r>
           </w:p>
         </w:tc>
@@ -1426,7 +1426,7 @@
                 <w:sz w:val="18"/>
                 <w:szCs w:val="18"/>
               </w:rPr>
-              <w:t xml:space="preserve">Comparing with Bars: Constructing and Interpreting Bar Graphs</w:t>
+              <w:t xml:space="preserve">Representation of Data II: Cumulative Frequency and Ogives</w:t>
             </w:r>
           </w:p>
         </w:tc>
@@ -1458,7 +1458,7 @@
                 <w:sz w:val="18"/>
                 <w:szCs w:val="18"/>
               </w:rPr>
-              <w:t xml:space="preserve">Students watched a KALRO officer present a frequency distribution table of maize harvest data from five Rift Valley counties (Nakuru, Uasin Gishu, Trans-Nzoia, Nandi, Kericho) to county government officials and observed how raw table data is difficult to interpret quickly. They also watched an instructional video demonstrating how to construct a bar graph from a frequency distribution table using the Nakuru County maize harvest data from the anchoring phenomenon.</w:t>
+              <w:t xml:space="preserve">We observed that the cumulative frequency of Subject 2 reaches 13 by 39.5 and 20 by 69.5, while Subject 1 stays at 0 until 59.5 and then rises to 20 by 99.5. Both ogives were drawn using (upper boundary, cf) points. From the ogives we read estimates: Subject 1 Q1 73.8, median 80.75, Q3 87.0; Subject 2 Q1 22.0, median 33.5, Q3 46.2.</w:t>
             </w:r>
           </w:p>
         </w:tc>
@@ -1490,7 +1490,7 @@
                 <w:sz w:val="18"/>
                 <w:szCs w:val="18"/>
               </w:rPr>
-              <w:t xml:space="preserve">Students learned that a bar graph uses rectangular bars whose heights represent the frequency of each category, requires labelled horizontal and vertical axes (categories and frequency respectively), a suitable scale, uniform bar widths, gaps between bars, and a descriptive title. They also learned that bar graphs enable immediate visual comparison between categories — making it possible to identify the most and least common harvest ranges at a glance — and that the tallest bar corresponds to the modal class identified in earlier lessons.</w:t>
+              <w:t xml:space="preserve">We learned that a cumulative frequency table adds up the frequencies to show how many learners scored below each upper boundary, and that an ogive lets us read the median (10th), Q1 (5th) and Q3 (15th) as estimates. The IQR = Q3 - Q1 is 13.2 for Subject 1 and 24.2 for Subject 2, so the middle half of Subject 2 scores is more spread out.</w:t>
             </w:r>
           </w:p>
         </w:tc>
@@ -1522,7 +1522,7 @@
                 <w:sz w:val="18"/>
                 <w:szCs w:val="18"/>
               </w:rPr>
-              <w:t xml:space="preserve">Students explained how bar graphs constructed from the Rift Valley counties' frequency distribution tables allow the KALRO officer to visually compare harvest yields across counties and identify which county's farmers harvested the least — supporting the county government's decision about where to allocate subsidized fertilizer. They also explained the connection between the mode (most frequent value, Lessons 3–6) and the tallest bar on the graph, demonstrating that different representations of the same data reveal the same underlying story in different ways.</w:t>
+              <w:t xml:space="preserve">The ogives help us to answer the driving question by showing position and spread: Subject 1 scores are high and close together, while Subject 2 scores are lower and more spread out, with a median estimate of 33.5. This supports predictions that Mr. Otieno's class may continue with extension work and that Mrs. Wanjiku and the learners may reteach and revise, give support to the learners below 50 and collect more data. The graphs show what happened but not why, so we need more data such as topic-by-topic marks and a second test before concluding.</w:t>
             </w:r>
           </w:p>
         </w:tc>
@@ -1575,7 +1575,7 @@
                 <w:sz w:val="18"/>
                 <w:szCs w:val="18"/>
               </w:rPr>
-              <w:t xml:space="preserve">Slicing the Pie: Constructing Pie Charts from Community Data</w:t>
+              <w:t xml:space="preserve">Interpretation of Data: Comparing Subjects and Predicting Next Steps</w:t>
             </w:r>
           </w:p>
         </w:tc>
@@ -1607,7 +1607,7 @@
                 <w:sz w:val="18"/>
                 <w:szCs w:val="18"/>
               </w:rPr>
-              <w:t xml:space="preserve">Students observed the teacher construct a pie chart live using the Kenya National Energy Mix data (Geothermal 43%, Hydro 24%, Wind 14%, Solar 9%, Fossil Fuels &amp; Others 10%), following each step from percentage to angle to sector drawing with compass and protractor. They replicated each step concurrently on their own circles.</w:t>
+              <w:t xml:space="preserve">We observed that Subject 1 scores are high and tightly clustered (mean 80.35, median 80.5, range 28, all 20 learners pass) while Subject 2 scores are low and widely spread (mean 33.85, median 31.5, range 49, only 4 of 20 pass, 16 below 50, 7 at 40 or more). The histograms, polygons and ogives show the same pattern: the Subject 1 graphs are narrow and to the right, and the Subject 2 graphs are wide and to the left.</w:t>
             </w:r>
           </w:p>
         </w:tc>
@@ -1639,7 +1639,7 @@
                 <w:sz w:val="18"/>
                 <w:szCs w:val="18"/>
               </w:rPr>
-              <w:t xml:space="preserve">Students learned that a pie chart represents each category as a sector of a circle, that sector angles are calculated using the formula (frequency ÷ total) × 360° (or equivalently, percentage × 3.6°), and that all sector angles must sum to 360°. They also learned that pie charts are best suited for showing proportions across a small number of categories, and that they reveal dominance and relative share in a way that a frequency table or raw data list cannot.</w:t>
+              <w:t xml:space="preserve">We learned that tables, measures and graphs must be read together to compare two sets of data using average, spread, shape and pass rate. We learned that the grouped values are estimates, and that the data shows differences between subjects but cannot tell us why the scores differ.</w:t>
             </w:r>
           </w:p>
         </w:tc>
@@ -1671,7 +1671,7 @@
                 <w:sz w:val="18"/>
                 <w:szCs w:val="18"/>
               </w:rPr>
-              <w:t xml:space="preserve">Students explained how the Nakuru maize-harvest data from Lesson 1 can be converted into a pie chart that shows the proportion of farmers in each harvest group, and why this representation is useful for the KALRO officer and county government when making fertilizer allocation decisions. They also articulated at least one limitation of pie charts — that they do not reveal the spread or exact values within each category — and recorded this in their Data Story Models and on the DQB.</w:t>
+              <w:t xml:space="preserve">We explain that the same 20 learners cannot all be weak, because they all passed Subject 1 but most failed Subject 2, so decisions must be made per subject. We predict that Mr. Otieno's class should continue with extension or enrichment work, and that Mrs. Wanjiku and the learners should reteach and revise the Subject 2 topics, give remedial support to the 16 learners below 50, and collect more data (such as topic-by-topic marks and a second test) before concluding why the scores differ.</w:t>
             </w:r>
           </w:p>
         </w:tc>
@@ -1724,7 +1724,7 @@
                 <w:sz w:val="18"/>
                 <w:szCs w:val="18"/>
               </w:rPr>
-              <w:t xml:space="preserve">Reading the Full Picture</w:t>
+              <w:t xml:space="preserve">Why Collecting, Organising and Interpreting Data Leads to Effective Decisions</w:t>
             </w:r>
           </w:p>
         </w:tc>
@@ -1756,7 +1756,7 @@
                 <w:sz w:val="18"/>
                 <w:szCs w:val="18"/>
               </w:rPr>
-              <w:t xml:space="preserve">Students re-watched the original anchoring phenomenon clip of the KALRO officer's chaotic chalkboard of 20 Nakuru farmers' maize harvest values, read a fictional KNBS-style 'Nakuru County Statistical Dossier' containing a pie chart of fertilizer subsidy distribution across Kenyan counties, a comparative bar graph of maize yields by Nakuru sub-county across two seasons, and a fully worked frequency distribution table of the original 20-farmer dataset — and watched a short video on the Kenya National Bureau of Statistics using data to drive national decisions.</w:t>
+              <w:t xml:space="preserve">Same 20 learners: Subject 1 scores 67 to 95 (mean 80.35, median 80.5, range 28, all 20 pass); Subject 2 scores 11 to 60 (mean 33.85, median 31.5, range 49, only 4 pass, 16 below 50, 7 at 40 or above). Tables, measures and graphs showed these patterns clearly, while the raw lists hid them.</w:t>
             </w:r>
           </w:p>
         </w:tc>
@@ -1788,7 +1788,7 @@
                 <w:sz w:val="18"/>
                 <w:szCs w:val="18"/>
               </w:rPr>
-              <w:t xml:space="preserve">Students learned how to read and extract meaning from multiple graphical representations simultaneously (pie charts, bar graphs, and frequency tables); how to evaluate which measure of central tendency — mean, median, or mode — is most appropriate for a given dataset and policy purpose; how to synthesize statistical evidence from multiple sources into a structured written advisory report using a Claim–Evidence–Reasoning framework; and how the entire statistical process — from raw data collection through organization, representation, and interpretation — is the foundation of real decisions made by Kenyan government bodies such as KNBS and county agricultural offices.</w:t>
+              <w:t xml:space="preserve">Collecting, organising (ordering, frequency tables) and interpreting (measures and graphs) data shows centre, spread and pass rates, so decisions can be based on evidence. Because the same learners did well in one subject and poorly in the other, decisions must be made per subject. The data cannot tell us why, so causes are hypotheses to be investigated.</w:t>
             </w:r>
           </w:p>
         </w:tc>
@@ -1820,7 +1820,7 @@
                 <w:sz w:val="18"/>
                 <w:szCs w:val="18"/>
               </w:rPr>
-              <w:t xml:space="preserve">Students explained, through their advisory reports and final annotated models, that the chaos of the original 20-farmer harvest list (the anchoring phenomenon) can only be transformed into actionable policy advice by applying the full statistical toolkit: organizing raw data into frequency tables, calculating and comparing mean, median, and mode to identify the most representative value, and selecting appropriate graphical representations to communicate findings clearly to decision-makers. They answered the driving question — 'How can we collect, organize, and represent data about our community to help Kenyan decision-makers take effective action?' — by arguing that statistics is the systematic bridge between raw community experience and informed government action, as demonstrated through their fertilizer allocation recommendations to the fictional Nakuru County Director of Agriculture.</w:t>
+              <w:t xml:space="preserve">Mr. Otieno's class should continue with extension or enrichment work; Mrs. Wanjiku and the learners should reteach and revise the Subject 2 topics and run remedial support for the 16 learners below 50; and more data (topic-by-topic marks, a second test) should be collected to find the cause before concluding. Organised and interpreted data lets us predict and justify next steps for learners and teachers.</w:t>
             </w:r>
           </w:p>
         </w:tc>
@@ -1944,7 +1944,7 @@
         </w:rPr>
         <w:t xml:space="preserve">© 2026 SeaVuria and ARES. This work is licensed under a </w:t>
       </w:r>
-      <w:hyperlink w:history="1" r:id="rId3p7beh29sxroyobuc-anc">
+      <w:hyperlink w:history="1" r:id="rIdiqb1ipthl5_nmcijoj7qk">
         <w:r>
           <w:rPr>
             <w:rFonts w:ascii="Arial" w:cs="Arial" w:eastAsia="Arial" w:hAnsi="Arial"/>
@@ -1964,7 +1964,7 @@
         </w:rPr>
         <w:t xml:space="preserve"> (</w:t>
       </w:r>
-      <w:hyperlink w:history="1" r:id="rIdejzd7rchghcslpnwejrst">
+      <w:hyperlink w:history="1" r:id="rIdccmcx5lmlz_ihcnk9gf5d">
         <w:r>
           <w:rPr>
             <w:rFonts w:ascii="Arial" w:cs="Arial" w:eastAsia="Arial" w:hAnsi="Arial"/>
@@ -1984,7 +1984,7 @@
         </w:rPr>
         <w:t xml:space="preserve">). To view a copy of this license, visit </w:t>
       </w:r>
-      <w:hyperlink w:history="1" r:id="rId2kwpmezzkcrx0rqwanvjd">
+      <w:hyperlink w:history="1" r:id="rIdx-hwps_ru8j3qwnmlapbt">
         <w:r>
           <w:rPr>
             <w:rFonts w:ascii="Arial" w:cs="Arial" w:eastAsia="Arial" w:hAnsi="Arial"/>

--- a/data/outputs/v2/Maths/SS4.1_Statistics_I/Mathematics_Statistics_I_SummaryTable.docx
+++ b/data/outputs/v2/Maths/SS4.1_Statistics_I/Mathematics_Statistics_I_SummaryTable.docx
@@ -4,6 +4,7 @@
   <w:body>
     <w:p>
       <w:pPr>
+        <w:keepNext w:val="false"/>
         <w:spacing w:after="30" w:before="0"/>
         <w:jc w:val="center"/>
       </w:pPr>
@@ -23,6 +24,7 @@
     </w:p>
     <w:p>
       <w:pPr>
+        <w:keepNext w:val="false"/>
         <w:spacing w:after="60" w:before="0"/>
         <w:jc w:val="center"/>
       </w:pPr>
@@ -81,6 +83,7 @@
           </w:tcPr>
           <w:p>
             <w:pPr>
+              <w:keepNext w:val="false"/>
               <w:spacing w:after="40" w:before="0"/>
               <w:jc w:val="center"/>
             </w:pPr>
@@ -115,6 +118,7 @@
           </w:tcPr>
           <w:p>
             <w:pPr>
+              <w:keepNext w:val="false"/>
               <w:spacing w:after="40" w:before="0"/>
               <w:jc w:val="left"/>
             </w:pPr>
@@ -147,6 +151,7 @@
           </w:tcPr>
           <w:p>
             <w:pPr>
+              <w:keepNext w:val="false"/>
               <w:spacing w:after="40" w:before="0"/>
               <w:jc w:val="left"/>
             </w:pPr>
@@ -181,6 +186,7 @@
           </w:tcPr>
           <w:p>
             <w:pPr>
+              <w:keepNext w:val="false"/>
               <w:spacing w:after="40" w:before="0"/>
               <w:jc w:val="left"/>
             </w:pPr>
@@ -213,6 +219,7 @@
           </w:tcPr>
           <w:p>
             <w:pPr>
+              <w:keepNext w:val="false"/>
               <w:spacing w:after="40" w:before="0"/>
               <w:jc w:val="left"/>
             </w:pPr>
@@ -273,6 +280,7 @@
           </w:tcPr>
           <w:p>
             <w:pPr>
+              <w:keepNext w:val="false"/>
               <w:spacing w:after="40" w:before="0"/>
               <w:jc w:val="center"/>
             </w:pPr>
@@ -307,6 +315,7 @@
           </w:tcPr>
           <w:p>
             <w:pPr>
+              <w:keepNext w:val="false"/>
               <w:spacing w:after="40" w:before="0"/>
               <w:jc w:val="left"/>
             </w:pPr>
@@ -369,6 +378,7 @@
           </w:tcPr>
           <w:p>
             <w:pPr>
+              <w:keepNext w:val="false"/>
               <w:spacing w:after="40" w:before="0"/>
               <w:jc w:val="left"/>
             </w:pPr>
@@ -401,6 +411,7 @@
           </w:tcPr>
           <w:p>
             <w:pPr>
+              <w:keepNext w:val="false"/>
               <w:spacing w:after="40" w:before="0"/>
               <w:jc w:val="left"/>
             </w:pPr>
@@ -433,6 +444,7 @@
           </w:tcPr>
           <w:p>
             <w:pPr>
+              <w:keepNext w:val="false"/>
               <w:spacing w:after="40" w:before="0"/>
               <w:jc w:val="left"/>
             </w:pPr>
@@ -465,6 +477,7 @@
           </w:tcPr>
           <w:p>
             <w:pPr>
+              <w:keepNext w:val="false"/>
               <w:spacing w:after="40" w:before="0"/>
               <w:jc w:val="left"/>
             </w:pPr>
@@ -499,6 +512,7 @@
           </w:tcPr>
           <w:p>
             <w:pPr>
+              <w:keepNext w:val="false"/>
               <w:spacing w:after="40" w:before="0"/>
               <w:jc w:val="left"/>
             </w:pPr>
@@ -518,6 +532,7 @@
           </w:p>
           <w:p>
             <w:pPr>
+              <w:keepNext w:val="false"/>
               <w:spacing w:after="40" w:before="0"/>
               <w:jc w:val="left"/>
             </w:pPr>
@@ -550,6 +565,7 @@
           </w:tcPr>
           <w:p>
             <w:pPr>
+              <w:keepNext w:val="false"/>
               <w:spacing w:after="40" w:before="0"/>
               <w:jc w:val="left"/>
             </w:pPr>
@@ -582,6 +598,7 @@
           </w:tcPr>
           <w:p>
             <w:pPr>
+              <w:keepNext w:val="false"/>
               <w:spacing w:after="40" w:before="0"/>
               <w:jc w:val="left"/>
             </w:pPr>
@@ -614,6 +631,7 @@
           </w:tcPr>
           <w:p>
             <w:pPr>
+              <w:keepNext w:val="false"/>
               <w:spacing w:after="40" w:before="0"/>
               <w:jc w:val="left"/>
             </w:pPr>
@@ -648,6 +666,7 @@
           </w:tcPr>
           <w:p>
             <w:pPr>
+              <w:keepNext w:val="false"/>
               <w:spacing w:after="40" w:before="0"/>
               <w:jc w:val="left"/>
             </w:pPr>
@@ -667,6 +686,7 @@
           </w:p>
           <w:p>
             <w:pPr>
+              <w:keepNext w:val="false"/>
               <w:spacing w:after="40" w:before="0"/>
               <w:jc w:val="left"/>
             </w:pPr>
@@ -699,6 +719,7 @@
           </w:tcPr>
           <w:p>
             <w:pPr>
+              <w:keepNext w:val="false"/>
               <w:spacing w:after="40" w:before="0"/>
               <w:jc w:val="left"/>
             </w:pPr>
@@ -731,6 +752,7 @@
           </w:tcPr>
           <w:p>
             <w:pPr>
+              <w:keepNext w:val="false"/>
               <w:spacing w:after="40" w:before="0"/>
               <w:jc w:val="left"/>
             </w:pPr>
@@ -763,6 +785,7 @@
           </w:tcPr>
           <w:p>
             <w:pPr>
+              <w:keepNext w:val="false"/>
               <w:spacing w:after="40" w:before="0"/>
               <w:jc w:val="left"/>
             </w:pPr>
@@ -797,6 +820,7 @@
           </w:tcPr>
           <w:p>
             <w:pPr>
+              <w:keepNext w:val="false"/>
               <w:spacing w:after="40" w:before="0"/>
               <w:jc w:val="left"/>
             </w:pPr>
@@ -816,6 +840,7 @@
           </w:p>
           <w:p>
             <w:pPr>
+              <w:keepNext w:val="false"/>
               <w:spacing w:after="40" w:before="0"/>
               <w:jc w:val="left"/>
             </w:pPr>
@@ -848,6 +873,7 @@
           </w:tcPr>
           <w:p>
             <w:pPr>
+              <w:keepNext w:val="false"/>
               <w:spacing w:after="40" w:before="0"/>
               <w:jc w:val="left"/>
             </w:pPr>
@@ -880,6 +906,7 @@
           </w:tcPr>
           <w:p>
             <w:pPr>
+              <w:keepNext w:val="false"/>
               <w:spacing w:after="40" w:before="0"/>
               <w:jc w:val="left"/>
             </w:pPr>
@@ -912,6 +939,7 @@
           </w:tcPr>
           <w:p>
             <w:pPr>
+              <w:keepNext w:val="false"/>
               <w:spacing w:after="40" w:before="0"/>
               <w:jc w:val="left"/>
             </w:pPr>
@@ -946,6 +974,7 @@
           </w:tcPr>
           <w:p>
             <w:pPr>
+              <w:keepNext w:val="false"/>
               <w:spacing w:after="40" w:before="0"/>
               <w:jc w:val="left"/>
             </w:pPr>
@@ -965,6 +994,7 @@
           </w:p>
           <w:p>
             <w:pPr>
+              <w:keepNext w:val="false"/>
               <w:spacing w:after="40" w:before="0"/>
               <w:jc w:val="left"/>
             </w:pPr>
@@ -997,6 +1027,7 @@
           </w:tcPr>
           <w:p>
             <w:pPr>
+              <w:keepNext w:val="false"/>
               <w:spacing w:after="40" w:before="0"/>
               <w:jc w:val="left"/>
             </w:pPr>
@@ -1029,6 +1060,7 @@
           </w:tcPr>
           <w:p>
             <w:pPr>
+              <w:keepNext w:val="false"/>
               <w:spacing w:after="40" w:before="0"/>
               <w:jc w:val="left"/>
             </w:pPr>
@@ -1061,6 +1093,7 @@
           </w:tcPr>
           <w:p>
             <w:pPr>
+              <w:keepNext w:val="false"/>
               <w:spacing w:after="40" w:before="0"/>
               <w:jc w:val="left"/>
             </w:pPr>
@@ -1095,6 +1128,7 @@
           </w:tcPr>
           <w:p>
             <w:pPr>
+              <w:keepNext w:val="false"/>
               <w:spacing w:after="40" w:before="0"/>
               <w:jc w:val="left"/>
             </w:pPr>
@@ -1114,6 +1148,7 @@
           </w:p>
           <w:p>
             <w:pPr>
+              <w:keepNext w:val="false"/>
               <w:spacing w:after="40" w:before="0"/>
               <w:jc w:val="left"/>
             </w:pPr>
@@ -1146,6 +1181,7 @@
           </w:tcPr>
           <w:p>
             <w:pPr>
+              <w:keepNext w:val="false"/>
               <w:spacing w:after="40" w:before="0"/>
               <w:jc w:val="left"/>
             </w:pPr>
@@ -1178,6 +1214,7 @@
           </w:tcPr>
           <w:p>
             <w:pPr>
+              <w:keepNext w:val="false"/>
               <w:spacing w:after="40" w:before="0"/>
               <w:jc w:val="left"/>
             </w:pPr>
@@ -1210,6 +1247,7 @@
           </w:tcPr>
           <w:p>
             <w:pPr>
+              <w:keepNext w:val="false"/>
               <w:spacing w:after="40" w:before="0"/>
               <w:jc w:val="left"/>
             </w:pPr>
@@ -1244,6 +1282,7 @@
           </w:tcPr>
           <w:p>
             <w:pPr>
+              <w:keepNext w:val="false"/>
               <w:spacing w:after="40" w:before="0"/>
               <w:jc w:val="left"/>
             </w:pPr>
@@ -1263,6 +1302,7 @@
           </w:p>
           <w:p>
             <w:pPr>
+              <w:keepNext w:val="false"/>
               <w:spacing w:after="40" w:before="0"/>
               <w:jc w:val="left"/>
             </w:pPr>
@@ -1295,6 +1335,7 @@
           </w:tcPr>
           <w:p>
             <w:pPr>
+              <w:keepNext w:val="false"/>
               <w:spacing w:after="40" w:before="0"/>
               <w:jc w:val="left"/>
             </w:pPr>
@@ -1327,6 +1368,7 @@
           </w:tcPr>
           <w:p>
             <w:pPr>
+              <w:keepNext w:val="false"/>
               <w:spacing w:after="40" w:before="0"/>
               <w:jc w:val="left"/>
             </w:pPr>
@@ -1359,6 +1401,7 @@
           </w:tcPr>
           <w:p>
             <w:pPr>
+              <w:keepNext w:val="false"/>
               <w:spacing w:after="40" w:before="0"/>
               <w:jc w:val="left"/>
             </w:pPr>
@@ -1393,6 +1436,7 @@
           </w:tcPr>
           <w:p>
             <w:pPr>
+              <w:keepNext w:val="false"/>
               <w:spacing w:after="40" w:before="0"/>
               <w:jc w:val="left"/>
             </w:pPr>
@@ -1412,6 +1456,7 @@
           </w:p>
           <w:p>
             <w:pPr>
+              <w:keepNext w:val="false"/>
               <w:spacing w:after="40" w:before="0"/>
               <w:jc w:val="left"/>
             </w:pPr>
@@ -1444,6 +1489,7 @@
           </w:tcPr>
           <w:p>
             <w:pPr>
+              <w:keepNext w:val="false"/>
               <w:spacing w:after="40" w:before="0"/>
               <w:jc w:val="left"/>
             </w:pPr>
@@ -1476,6 +1522,7 @@
           </w:tcPr>
           <w:p>
             <w:pPr>
+              <w:keepNext w:val="false"/>
               <w:spacing w:after="40" w:before="0"/>
               <w:jc w:val="left"/>
             </w:pPr>
@@ -1508,6 +1555,7 @@
           </w:tcPr>
           <w:p>
             <w:pPr>
+              <w:keepNext w:val="false"/>
               <w:spacing w:after="40" w:before="0"/>
               <w:jc w:val="left"/>
             </w:pPr>
@@ -1542,6 +1590,7 @@
           </w:tcPr>
           <w:p>
             <w:pPr>
+              <w:keepNext w:val="false"/>
               <w:spacing w:after="40" w:before="0"/>
               <w:jc w:val="left"/>
             </w:pPr>
@@ -1561,6 +1610,7 @@
           </w:p>
           <w:p>
             <w:pPr>
+              <w:keepNext w:val="false"/>
               <w:spacing w:after="40" w:before="0"/>
               <w:jc w:val="left"/>
             </w:pPr>
@@ -1593,6 +1643,7 @@
           </w:tcPr>
           <w:p>
             <w:pPr>
+              <w:keepNext w:val="false"/>
               <w:spacing w:after="40" w:before="0"/>
               <w:jc w:val="left"/>
             </w:pPr>
@@ -1625,6 +1676,7 @@
           </w:tcPr>
           <w:p>
             <w:pPr>
+              <w:keepNext w:val="false"/>
               <w:spacing w:after="40" w:before="0"/>
               <w:jc w:val="left"/>
             </w:pPr>
@@ -1657,6 +1709,7 @@
           </w:tcPr>
           <w:p>
             <w:pPr>
+              <w:keepNext w:val="false"/>
               <w:spacing w:after="40" w:before="0"/>
               <w:jc w:val="left"/>
             </w:pPr>
@@ -1691,6 +1744,7 @@
           </w:tcPr>
           <w:p>
             <w:pPr>
+              <w:keepNext w:val="false"/>
               <w:spacing w:after="40" w:before="0"/>
               <w:jc w:val="left"/>
             </w:pPr>
@@ -1710,6 +1764,7 @@
           </w:p>
           <w:p>
             <w:pPr>
+              <w:keepNext w:val="false"/>
               <w:spacing w:after="40" w:before="0"/>
               <w:jc w:val="left"/>
             </w:pPr>
@@ -1742,6 +1797,7 @@
           </w:tcPr>
           <w:p>
             <w:pPr>
+              <w:keepNext w:val="false"/>
               <w:spacing w:after="40" w:before="0"/>
               <w:jc w:val="left"/>
             </w:pPr>
@@ -1774,6 +1830,7 @@
           </w:tcPr>
           <w:p>
             <w:pPr>
+              <w:keepNext w:val="false"/>
               <w:spacing w:after="40" w:before="0"/>
               <w:jc w:val="left"/>
             </w:pPr>
@@ -1806,6 +1863,7 @@
           </w:tcPr>
           <w:p>
             <w:pPr>
+              <w:keepNext w:val="false"/>
               <w:spacing w:after="40" w:before="0"/>
               <w:jc w:val="left"/>
             </w:pPr>
@@ -1944,7 +2002,7 @@
         </w:rPr>
         <w:t xml:space="preserve">© 2026 SeaVuria and ARES. This work is licensed under a </w:t>
       </w:r>
-      <w:hyperlink w:history="1" r:id="rIdiqb1ipthl5_nmcijoj7qk">
+      <w:hyperlink w:history="1" r:id="rIdgnl55p4ydegljcgqc5x_k">
         <w:r>
           <w:rPr>
             <w:rFonts w:ascii="Arial" w:cs="Arial" w:eastAsia="Arial" w:hAnsi="Arial"/>
@@ -1964,7 +2022,7 @@
         </w:rPr>
         <w:t xml:space="preserve"> (</w:t>
       </w:r>
-      <w:hyperlink w:history="1" r:id="rIdccmcx5lmlz_ihcnk9gf5d">
+      <w:hyperlink w:history="1" r:id="rId_bkhzgrn-04gq3-f_erif">
         <w:r>
           <w:rPr>
             <w:rFonts w:ascii="Arial" w:cs="Arial" w:eastAsia="Arial" w:hAnsi="Arial"/>
@@ -1984,7 +2042,7 @@
         </w:rPr>
         <w:t xml:space="preserve">). To view a copy of this license, visit </w:t>
       </w:r>
-      <w:hyperlink w:history="1" r:id="rIdx-hwps_ru8j3qwnmlapbt">
+      <w:hyperlink w:history="1" r:id="rIdkqtkcdmbnkaljto6rjifi">
         <w:r>
           <w:rPr>
             <w:rFonts w:ascii="Arial" w:cs="Arial" w:eastAsia="Arial" w:hAnsi="Arial"/>

--- a/data/outputs/v2/Maths/SS4.1_Statistics_I/Mathematics_Statistics_I_SummaryTable.docx
+++ b/data/outputs/v2/Maths/SS4.1_Statistics_I/Mathematics_Statistics_I_SummaryTable.docx
@@ -2002,7 +2002,7 @@
         </w:rPr>
         <w:t xml:space="preserve">© 2026 SeaVuria and ARES. This work is licensed under a </w:t>
       </w:r>
-      <w:hyperlink w:history="1" r:id="rIdgnl55p4ydegljcgqc5x_k">
+      <w:hyperlink w:history="1" r:id="rIdhb6uoyszqccnkn7-tujtz">
         <w:r>
           <w:rPr>
             <w:rFonts w:ascii="Arial" w:cs="Arial" w:eastAsia="Arial" w:hAnsi="Arial"/>
@@ -2022,7 +2022,7 @@
         </w:rPr>
         <w:t xml:space="preserve"> (</w:t>
       </w:r>
-      <w:hyperlink w:history="1" r:id="rId_bkhzgrn-04gq3-f_erif">
+      <w:hyperlink w:history="1" r:id="rId67jw3zc_zbkjwdekbzoa3">
         <w:r>
           <w:rPr>
             <w:rFonts w:ascii="Arial" w:cs="Arial" w:eastAsia="Arial" w:hAnsi="Arial"/>
@@ -2042,7 +2042,7 @@
         </w:rPr>
         <w:t xml:space="preserve">). To view a copy of this license, visit </w:t>
       </w:r>
-      <w:hyperlink w:history="1" r:id="rIdkqtkcdmbnkaljto6rjifi">
+      <w:hyperlink w:history="1" r:id="rIdqw0k9pvwt88lo0gvo7cvd">
         <w:r>
           <w:rPr>
             <w:rFonts w:ascii="Arial" w:cs="Arial" w:eastAsia="Arial" w:hAnsi="Arial"/>
